--- a/Knowledge/3-Work knowledge/1-Software Engineering/2-Testing/5-My Source/1-ISTQB Foundation Level/5-Test Management/5-Test Techniques/1-Types of Black-Box Techniques/2-Equivalence Partitioning (EP).docx
+++ b/Knowledge/3-Work knowledge/1-Software Engineering/2-Testing/5-My Source/1-ISTQB Foundation Level/5-Test Management/5-Test Techniques/1-Types of Black-Box Techniques/2-Equivalence Partitioning (EP).docx
@@ -32,51 +32,77 @@
       </w:pPr>
       <w:r>
         <w:rPr>
-          <w:b/>
-          <w:shd w:val="clear" w:color="auto" w:fill="B7B7B7"/>
-        </w:rPr>
-        <w:t># Source</w:t>
-      </w:r>
-      <w:r>
-        <w:rPr>
-          <w:shd w:val="clear" w:color="auto" w:fill="B7B7B7"/>
-        </w:rPr>
-        <w:t xml:space="preserve">: </w:t>
-      </w:r>
-      <w:r>
-        <w:rPr>
-          <w:b/>
-          <w:shd w:val="clear" w:color="auto" w:fill="B7B7B7"/>
-        </w:rPr>
-        <w:t xml:space="preserve">Chatgpt </w:t>
-      </w:r>
-      <w:r>
-        <w:rPr>
-          <w:b/>
-          <w:sz w:val="14"/>
-          <w:szCs w:val="14"/>
-          <w:shd w:val="clear" w:color="auto" w:fill="B7B7B7"/>
-        </w:rPr>
-        <w:t>(GPT</w:t>
-      </w:r>
-      <w:r>
-        <w:rPr>
-          <w:rFonts w:ascii="Cambria Math" w:hAnsi="Cambria Math" w:cs="Cambria Math"/>
-          <w:b/>
-          <w:sz w:val="14"/>
-          <w:szCs w:val="14"/>
-          <w:shd w:val="clear" w:color="auto" w:fill="B7B7B7"/>
+          <w:rFonts w:ascii="Arial" w:eastAsia="Arial" w:hAnsi="Arial" w:cs="Arial"/>
+          <w:b/>
+          <w:color w:val="000000"/>
+          <w:sz w:val="18"/>
+          <w:highlight w:val="lightGray"/>
+        </w:rPr>
+        <w:t># Source: AI Source: Provided by: [Data Path</w:t>
+      </w:r>
+      <w:r>
+        <w:rPr>
+          <w:rFonts w:ascii="Arial" w:eastAsia="Arial" w:hAnsi="Arial" w:cs="Arial"/>
+          <w:color w:val="000000"/>
+          <w:sz w:val="18"/>
+          <w:highlight w:val="lightGray"/>
+        </w:rPr>
+        <w:t xml:space="preserve">: Persons Table -&gt; ID Column: 1, Name_En Column: Motasem Essam] -&gt; </w:t>
+      </w:r>
+      <w:r>
+        <w:rPr>
+          <w:rFonts w:ascii="Arial" w:eastAsia="Arial" w:hAnsi="Arial" w:cs="Arial"/>
+          <w:b/>
+          <w:color w:val="000000"/>
+          <w:sz w:val="18"/>
+          <w:highlight w:val="lightGray"/>
+        </w:rPr>
+        <w:t>From:</w:t>
+      </w:r>
+      <w:r>
+        <w:rPr>
+          <w:rFonts w:ascii="Arial" w:eastAsia="Arial" w:hAnsi="Arial" w:cs="Arial"/>
+          <w:color w:val="000000"/>
+          <w:sz w:val="18"/>
+          <w:highlight w:val="lightGray"/>
+        </w:rPr>
+        <w:t xml:space="preserve"> [Chatgpt (GPT</w:t>
+      </w:r>
+      <w:r>
+        <w:rPr>
+          <w:rFonts w:ascii="Arial" w:eastAsia="Arial" w:hAnsi="Arial" w:cs="Cambria Math"/>
+          <w:color w:val="000000"/>
+          <w:sz w:val="18"/>
+          <w:highlight w:val="lightGray"/>
         </w:rPr>
         <w:t>‑</w:t>
       </w:r>
       <w:r>
         <w:rPr>
-          <w:b/>
-          <w:sz w:val="14"/>
-          <w:szCs w:val="14"/>
-          <w:shd w:val="clear" w:color="auto" w:fill="B7B7B7"/>
-        </w:rPr>
-        <w:t>5 Mini) at [8/15/2025]</w:t>
+          <w:rFonts w:ascii="Arial" w:eastAsia="Arial" w:hAnsi="Arial" w:cs="Arial"/>
+          <w:color w:val="000000"/>
+          <w:sz w:val="18"/>
+          <w:highlight w:val="lightGray"/>
+        </w:rPr>
+        <w:t xml:space="preserve">5 Mini)] </w:t>
+      </w:r>
+      <w:r>
+        <w:rPr>
+          <w:rFonts w:ascii="Arial" w:eastAsia="Arial" w:hAnsi="Arial" w:cs="Arial"/>
+          <w:b/>
+          <w:color w:val="000000"/>
+          <w:sz w:val="18"/>
+          <w:highlight w:val="lightGray"/>
+        </w:rPr>
+        <w:t>on</w:t>
+      </w:r>
+      <w:r>
+        <w:rPr>
+          <w:rFonts w:ascii="Arial" w:eastAsia="Arial" w:hAnsi="Arial"/>
+          <w:sz w:val="18"/>
+          <w:highlight w:val="lightGray"/>
+        </w:rPr>
+        <w:t xml:space="preserve"> [8/15/2025]</w:t>
       </w:r>
     </w:p>
     <w:p>
@@ -162,7 +188,7 @@
     </w:p>
     <w:p>
       <w:r>
-        <w:pict w14:anchorId="09D45957">
+        <w:pict w14:anchorId="5C4276CB">
           <v:rect id="_x0000_i1025" style="width:0;height:1.5pt" o:hralign="center" o:hrstd="t" o:hr="t" fillcolor="#a0a0a0" stroked="f"/>
         </w:pict>
       </w:r>
@@ -186,51 +212,77 @@
       </w:pPr>
       <w:r>
         <w:rPr>
-          <w:b/>
-          <w:shd w:val="clear" w:color="auto" w:fill="B7B7B7"/>
-        </w:rPr>
-        <w:t># Source</w:t>
-      </w:r>
-      <w:r>
-        <w:rPr>
-          <w:shd w:val="clear" w:color="auto" w:fill="B7B7B7"/>
-        </w:rPr>
-        <w:t xml:space="preserve">: </w:t>
-      </w:r>
-      <w:r>
-        <w:rPr>
-          <w:b/>
-          <w:shd w:val="clear" w:color="auto" w:fill="B7B7B7"/>
-        </w:rPr>
-        <w:t xml:space="preserve">Chatgpt </w:t>
-      </w:r>
-      <w:r>
-        <w:rPr>
-          <w:b/>
-          <w:sz w:val="14"/>
-          <w:szCs w:val="14"/>
-          <w:shd w:val="clear" w:color="auto" w:fill="B7B7B7"/>
-        </w:rPr>
-        <w:t>(GPT</w:t>
-      </w:r>
-      <w:r>
-        <w:rPr>
-          <w:rFonts w:ascii="Cambria Math" w:hAnsi="Cambria Math" w:cs="Cambria Math"/>
-          <w:b/>
-          <w:sz w:val="14"/>
-          <w:szCs w:val="14"/>
-          <w:shd w:val="clear" w:color="auto" w:fill="B7B7B7"/>
+          <w:rFonts w:ascii="Arial" w:eastAsia="Arial" w:hAnsi="Arial" w:cs="Arial"/>
+          <w:b/>
+          <w:color w:val="000000"/>
+          <w:sz w:val="18"/>
+          <w:highlight w:val="lightGray"/>
+        </w:rPr>
+        <w:t># Source: AI Source: Provided by: [Data Path</w:t>
+      </w:r>
+      <w:r>
+        <w:rPr>
+          <w:rFonts w:ascii="Arial" w:eastAsia="Arial" w:hAnsi="Arial" w:cs="Arial"/>
+          <w:color w:val="000000"/>
+          <w:sz w:val="18"/>
+          <w:highlight w:val="lightGray"/>
+        </w:rPr>
+        <w:t xml:space="preserve">: Persons Table -&gt; ID Column: 1, Name_En Column: Motasem Essam] -&gt; </w:t>
+      </w:r>
+      <w:r>
+        <w:rPr>
+          <w:rFonts w:ascii="Arial" w:eastAsia="Arial" w:hAnsi="Arial" w:cs="Arial"/>
+          <w:b/>
+          <w:color w:val="000000"/>
+          <w:sz w:val="18"/>
+          <w:highlight w:val="lightGray"/>
+        </w:rPr>
+        <w:t>From:</w:t>
+      </w:r>
+      <w:r>
+        <w:rPr>
+          <w:rFonts w:ascii="Arial" w:eastAsia="Arial" w:hAnsi="Arial" w:cs="Arial"/>
+          <w:color w:val="000000"/>
+          <w:sz w:val="18"/>
+          <w:highlight w:val="lightGray"/>
+        </w:rPr>
+        <w:t xml:space="preserve"> [Chatgpt (GPT</w:t>
+      </w:r>
+      <w:r>
+        <w:rPr>
+          <w:rFonts w:ascii="Arial" w:eastAsia="Arial" w:hAnsi="Arial" w:cs="Cambria Math"/>
+          <w:color w:val="000000"/>
+          <w:sz w:val="18"/>
+          <w:highlight w:val="lightGray"/>
         </w:rPr>
         <w:t>‑</w:t>
       </w:r>
       <w:r>
         <w:rPr>
-          <w:b/>
-          <w:sz w:val="14"/>
-          <w:szCs w:val="14"/>
-          <w:shd w:val="clear" w:color="auto" w:fill="B7B7B7"/>
-        </w:rPr>
-        <w:t>5 Mini) at [8/15/2025]</w:t>
+          <w:rFonts w:ascii="Arial" w:eastAsia="Arial" w:hAnsi="Arial" w:cs="Arial"/>
+          <w:color w:val="000000"/>
+          <w:sz w:val="18"/>
+          <w:highlight w:val="lightGray"/>
+        </w:rPr>
+        <w:t xml:space="preserve">5 Mini)] </w:t>
+      </w:r>
+      <w:r>
+        <w:rPr>
+          <w:rFonts w:ascii="Arial" w:eastAsia="Arial" w:hAnsi="Arial" w:cs="Arial"/>
+          <w:b/>
+          <w:color w:val="000000"/>
+          <w:sz w:val="18"/>
+          <w:highlight w:val="lightGray"/>
+        </w:rPr>
+        <w:t>on</w:t>
+      </w:r>
+      <w:r>
+        <w:rPr>
+          <w:rFonts w:ascii="Arial" w:eastAsia="Arial" w:hAnsi="Arial"/>
+          <w:sz w:val="18"/>
+          <w:highlight w:val="lightGray"/>
+        </w:rPr>
+        <w:t xml:space="preserve"> [8/15/2025]</w:t>
       </w:r>
     </w:p>
     <w:p>
@@ -239,7 +291,7 @@
           <w:ilvl w:val="0"/>
           <w:numId w:val="2"/>
         </w:numPr>
-        <w:spacing w:before="240"/>
+        <w:spacing w:before="240" w:after="0" w:line="276" w:lineRule="auto"/>
         <w:rPr>
           <w:rFonts w:ascii="Roboto Mono" w:eastAsia="Roboto Mono" w:hAnsi="Roboto Mono" w:cs="Roboto Mono"/>
         </w:rPr>
@@ -263,6 +315,7 @@
           <w:ilvl w:val="0"/>
           <w:numId w:val="2"/>
         </w:numPr>
+        <w:spacing w:after="0" w:line="276" w:lineRule="auto"/>
         <w:rPr>
           <w:rFonts w:ascii="Roboto Mono" w:eastAsia="Roboto Mono" w:hAnsi="Roboto Mono" w:cs="Roboto Mono"/>
         </w:rPr>
@@ -286,7 +339,7 @@
           <w:ilvl w:val="0"/>
           <w:numId w:val="2"/>
         </w:numPr>
-        <w:spacing w:after="240"/>
+        <w:spacing w:after="240" w:line="276" w:lineRule="auto"/>
       </w:pPr>
       <w:r>
         <w:rPr>
@@ -312,64 +365,88 @@
       </w:pPr>
       <w:r>
         <w:rPr>
-          <w:b/>
-          <w:shd w:val="clear" w:color="auto" w:fill="B7B7B7"/>
-        </w:rPr>
-        <w:t># Source</w:t>
-      </w:r>
-      <w:r>
-        <w:rPr>
-          <w:shd w:val="clear" w:color="auto" w:fill="B7B7B7"/>
-        </w:rPr>
-        <w:t xml:space="preserve">: </w:t>
-      </w:r>
-      <w:r>
-        <w:rPr>
-          <w:b/>
-          <w:shd w:val="clear" w:color="auto" w:fill="B7B7B7"/>
-        </w:rPr>
-        <w:t xml:space="preserve">Chatgpt </w:t>
-      </w:r>
-      <w:r>
-        <w:rPr>
-          <w:b/>
-          <w:sz w:val="14"/>
-          <w:szCs w:val="14"/>
-          <w:shd w:val="clear" w:color="auto" w:fill="B7B7B7"/>
-        </w:rPr>
-        <w:t>(GPT</w:t>
-      </w:r>
-      <w:r>
-        <w:rPr>
-          <w:rFonts w:ascii="Cambria Math" w:hAnsi="Cambria Math" w:cs="Cambria Math"/>
-          <w:b/>
-          <w:sz w:val="14"/>
-          <w:szCs w:val="14"/>
-          <w:shd w:val="clear" w:color="auto" w:fill="B7B7B7"/>
+          <w:rFonts w:ascii="Arial" w:eastAsia="Arial" w:hAnsi="Arial" w:cs="Arial"/>
+          <w:b/>
+          <w:color w:val="000000"/>
+          <w:sz w:val="18"/>
+          <w:highlight w:val="lightGray"/>
+        </w:rPr>
+        <w:t># Source: AI Source: Provided by: [Data Path</w:t>
+      </w:r>
+      <w:r>
+        <w:rPr>
+          <w:rFonts w:ascii="Arial" w:eastAsia="Arial" w:hAnsi="Arial" w:cs="Arial"/>
+          <w:color w:val="000000"/>
+          <w:sz w:val="18"/>
+          <w:highlight w:val="lightGray"/>
+        </w:rPr>
+        <w:t xml:space="preserve">: Persons Table -&gt; ID Column: 1, Name_En Column: Motasem Essam] -&gt; </w:t>
+      </w:r>
+      <w:r>
+        <w:rPr>
+          <w:rFonts w:ascii="Arial" w:eastAsia="Arial" w:hAnsi="Arial" w:cs="Arial"/>
+          <w:b/>
+          <w:color w:val="000000"/>
+          <w:sz w:val="18"/>
+          <w:highlight w:val="lightGray"/>
+        </w:rPr>
+        <w:t>From:</w:t>
+      </w:r>
+      <w:r>
+        <w:rPr>
+          <w:rFonts w:ascii="Arial" w:eastAsia="Arial" w:hAnsi="Arial" w:cs="Arial"/>
+          <w:color w:val="000000"/>
+          <w:sz w:val="18"/>
+          <w:highlight w:val="lightGray"/>
+        </w:rPr>
+        <w:t xml:space="preserve"> [Chatgpt (GPT</w:t>
+      </w:r>
+      <w:r>
+        <w:rPr>
+          <w:rFonts w:ascii="Arial" w:eastAsia="Arial" w:hAnsi="Arial" w:cs="Cambria Math"/>
+          <w:color w:val="000000"/>
+          <w:sz w:val="18"/>
+          <w:highlight w:val="lightGray"/>
         </w:rPr>
         <w:t>‑</w:t>
       </w:r>
       <w:r>
         <w:rPr>
-          <w:b/>
-          <w:sz w:val="14"/>
-          <w:szCs w:val="14"/>
-          <w:shd w:val="clear" w:color="auto" w:fill="B7B7B7"/>
-        </w:rPr>
-        <w:t>5 Mini) at [9/13/2025]</w:t>
-      </w:r>
-    </w:p>
-    <w:p>
-      <w:pPr>
-        <w:rPr>
-          <w:rFonts w:ascii="Roboto Mono" w:hAnsi="Roboto Mono"/>
-          <w:lang w:val="en-US"/>
-        </w:rPr>
-      </w:pPr>
-      <w:r>
-        <w:rPr>
-          <w:rFonts w:ascii="Roboto Mono" w:hAnsi="Roboto Mono"/>
-          <w:lang w:val="en-US"/>
+          <w:rFonts w:ascii="Arial" w:eastAsia="Arial" w:hAnsi="Arial" w:cs="Arial"/>
+          <w:color w:val="000000"/>
+          <w:sz w:val="18"/>
+          <w:highlight w:val="lightGray"/>
+        </w:rPr>
+        <w:t xml:space="preserve">5 Mini)] </w:t>
+      </w:r>
+      <w:r>
+        <w:rPr>
+          <w:rFonts w:ascii="Arial" w:eastAsia="Arial" w:hAnsi="Arial" w:cs="Arial"/>
+          <w:b/>
+          <w:color w:val="000000"/>
+          <w:sz w:val="18"/>
+          <w:highlight w:val="lightGray"/>
+        </w:rPr>
+        <w:t>on</w:t>
+      </w:r>
+      <w:r>
+        <w:rPr>
+          <w:rFonts w:ascii="Arial" w:eastAsia="Arial" w:hAnsi="Arial"/>
+          <w:sz w:val="18"/>
+          <w:highlight w:val="lightGray"/>
+        </w:rPr>
+        <w:t xml:space="preserve"> [9/13/2025]</w:t>
+      </w:r>
+    </w:p>
+    <w:p>
+      <w:pPr>
+        <w:rPr>
+          <w:rFonts w:ascii="Roboto Mono" w:hAnsi="Roboto Mono"/>
+        </w:rPr>
+      </w:pPr>
+      <w:r>
+        <w:rPr>
+          <w:rFonts w:ascii="Roboto Mono" w:hAnsi="Roboto Mono"/>
         </w:rPr>
         <w:t xml:space="preserve">Here’s a clear explanation of </w:t>
       </w:r>
@@ -378,14 +455,12 @@
           <w:rFonts w:ascii="Roboto Mono" w:hAnsi="Roboto Mono"/>
           <w:b/>
           <w:bCs/>
-          <w:lang w:val="en-US"/>
         </w:rPr>
         <w:t>valid and invalid partitions</w:t>
       </w:r>
       <w:r>
         <w:rPr>
           <w:rFonts w:ascii="Roboto Mono" w:hAnsi="Roboto Mono"/>
-          <w:lang w:val="en-US"/>
         </w:rPr>
         <w:t xml:space="preserve"> in </w:t>
       </w:r>
@@ -394,7 +469,6 @@
           <w:rFonts w:ascii="Roboto Mono" w:hAnsi="Roboto Mono"/>
           <w:b/>
           <w:bCs/>
-          <w:lang w:val="en-US"/>
         </w:rPr>
         <w:t>Equivalence Partitioning (EP):</w:t>
       </w:r>
@@ -403,15 +477,13 @@
       <w:pPr>
         <w:rPr>
           <w:rFonts w:ascii="Roboto Mono" w:hAnsi="Roboto Mono"/>
-          <w:lang w:val="en-US"/>
-        </w:rPr>
-      </w:pPr>
-      <w:r>
-        <w:rPr>
-          <w:rFonts w:ascii="Roboto Mono" w:hAnsi="Roboto Mono"/>
-          <w:lang w:val="en-US"/>
-        </w:rPr>
-        <w:pict w14:anchorId="32740AF7">
+        </w:rPr>
+      </w:pPr>
+      <w:r>
+        <w:rPr>
+          <w:rFonts w:ascii="Roboto Mono" w:hAnsi="Roboto Mono"/>
+        </w:rPr>
+        <w:pict w14:anchorId="7CD429E0">
           <v:rect id="_x0000_i1026" style="width:0;height:1.5pt" o:hralign="center" o:hrstd="t" o:hr="t" fillcolor="#a0a0a0" stroked="f"/>
         </w:pict>
       </w:r>
@@ -422,15 +494,13 @@
           <w:rFonts w:ascii="Roboto Mono" w:hAnsi="Roboto Mono"/>
           <w:b/>
           <w:bCs/>
-          <w:lang w:val="en-US"/>
-        </w:rPr>
-      </w:pPr>
-      <w:r>
-        <w:rPr>
-          <w:rFonts w:ascii="Roboto Mono" w:hAnsi="Roboto Mono"/>
-          <w:b/>
-          <w:bCs/>
-          <w:lang w:val="en-US"/>
+        </w:rPr>
+      </w:pPr>
+      <w:r>
+        <w:rPr>
+          <w:rFonts w:ascii="Roboto Mono" w:hAnsi="Roboto Mono"/>
+          <w:b/>
+          <w:bCs/>
         </w:rPr>
         <w:t>Equivalence Partitioning (EP) Recap</w:t>
       </w:r>
@@ -441,15 +511,14 @@
           <w:ilvl w:val="0"/>
           <w:numId w:val="14"/>
         </w:numPr>
-        <w:rPr>
-          <w:rFonts w:ascii="Roboto Mono" w:hAnsi="Roboto Mono"/>
-          <w:lang w:val="en-US"/>
-        </w:rPr>
-      </w:pPr>
-      <w:r>
-        <w:rPr>
-          <w:rFonts w:ascii="Roboto Mono" w:hAnsi="Roboto Mono"/>
-          <w:lang w:val="en-US"/>
+        <w:spacing w:after="0" w:line="276" w:lineRule="auto"/>
+        <w:rPr>
+          <w:rFonts w:ascii="Roboto Mono" w:hAnsi="Roboto Mono"/>
+        </w:rPr>
+      </w:pPr>
+      <w:r>
+        <w:rPr>
+          <w:rFonts w:ascii="Roboto Mono" w:hAnsi="Roboto Mono"/>
         </w:rPr>
         <w:t xml:space="preserve">EP divides input (or output) data into </w:t>
       </w:r>
@@ -458,14 +527,12 @@
           <w:rFonts w:ascii="Roboto Mono" w:hAnsi="Roboto Mono"/>
           <w:b/>
           <w:bCs/>
-          <w:lang w:val="en-US"/>
         </w:rPr>
         <w:t>partitions</w:t>
       </w:r>
       <w:r>
         <w:rPr>
           <w:rFonts w:ascii="Roboto Mono" w:hAnsi="Roboto Mono"/>
-          <w:lang w:val="en-US"/>
         </w:rPr>
         <w:t xml:space="preserve">, where all values in a partition are expected to be treated </w:t>
       </w:r>
@@ -474,14 +541,12 @@
           <w:rFonts w:ascii="Roboto Mono" w:hAnsi="Roboto Mono"/>
           <w:b/>
           <w:bCs/>
-          <w:lang w:val="en-US"/>
         </w:rPr>
         <w:t>similarly by the system</w:t>
       </w:r>
       <w:r>
         <w:rPr>
           <w:rFonts w:ascii="Roboto Mono" w:hAnsi="Roboto Mono"/>
-          <w:lang w:val="en-US"/>
         </w:rPr>
         <w:t>.</w:t>
       </w:r>
@@ -492,17 +557,15 @@
           <w:ilvl w:val="0"/>
           <w:numId w:val="14"/>
         </w:numPr>
-        <w:rPr>
-          <w:rFonts w:ascii="Roboto Mono" w:hAnsi="Roboto Mono"/>
-          <w:lang w:val="en-US"/>
-        </w:rPr>
-      </w:pPr>
-      <w:r>
-        <w:rPr>
-          <w:rFonts w:ascii="Roboto Mono" w:hAnsi="Roboto Mono"/>
-          <w:lang w:val="en-US"/>
-        </w:rPr>
-        <w:lastRenderedPageBreak/>
+        <w:spacing w:after="0" w:line="276" w:lineRule="auto"/>
+        <w:rPr>
+          <w:rFonts w:ascii="Roboto Mono" w:hAnsi="Roboto Mono"/>
+        </w:rPr>
+      </w:pPr>
+      <w:r>
+        <w:rPr>
+          <w:rFonts w:ascii="Roboto Mono" w:hAnsi="Roboto Mono"/>
+        </w:rPr>
         <w:t xml:space="preserve">Instead of testing every possible value, you test </w:t>
       </w:r>
       <w:r>
@@ -510,14 +573,12 @@
           <w:rFonts w:ascii="Roboto Mono" w:hAnsi="Roboto Mono"/>
           <w:b/>
           <w:bCs/>
-          <w:lang w:val="en-US"/>
         </w:rPr>
         <w:t>one representative value from each partition</w:t>
       </w:r>
       <w:r>
         <w:rPr>
           <w:rFonts w:ascii="Roboto Mono" w:hAnsi="Roboto Mono"/>
-          <w:lang w:val="en-US"/>
         </w:rPr>
         <w:t>.</w:t>
       </w:r>
@@ -526,15 +587,13 @@
       <w:pPr>
         <w:rPr>
           <w:rFonts w:ascii="Roboto Mono" w:hAnsi="Roboto Mono"/>
-          <w:lang w:val="en-US"/>
-        </w:rPr>
-      </w:pPr>
-      <w:r>
-        <w:rPr>
-          <w:rFonts w:ascii="Roboto Mono" w:hAnsi="Roboto Mono"/>
-          <w:lang w:val="en-US"/>
-        </w:rPr>
-        <w:pict w14:anchorId="28D56D97">
+        </w:rPr>
+      </w:pPr>
+      <w:r>
+        <w:rPr>
+          <w:rFonts w:ascii="Roboto Mono" w:hAnsi="Roboto Mono"/>
+        </w:rPr>
+        <w:pict w14:anchorId="7257784C">
           <v:rect id="_x0000_i1027" style="width:0;height:1.5pt" o:hralign="center" o:hrstd="t" o:hr="t" fillcolor="#a0a0a0" stroked="f"/>
         </w:pict>
       </w:r>
@@ -545,15 +604,13 @@
           <w:rFonts w:ascii="Roboto Mono" w:hAnsi="Roboto Mono"/>
           <w:b/>
           <w:bCs/>
-          <w:lang w:val="en-US"/>
-        </w:rPr>
-      </w:pPr>
-      <w:r>
-        <w:rPr>
-          <w:rFonts w:ascii="Roboto Mono" w:hAnsi="Roboto Mono"/>
-          <w:b/>
-          <w:bCs/>
-          <w:lang w:val="en-US"/>
+        </w:rPr>
+      </w:pPr>
+      <w:r>
+        <w:rPr>
+          <w:rFonts w:ascii="Roboto Mono" w:hAnsi="Roboto Mono"/>
+          <w:b/>
+          <w:bCs/>
         </w:rPr>
         <w:t>1. Valid Partitions</w:t>
       </w:r>
@@ -564,24 +621,22 @@
           <w:ilvl w:val="0"/>
           <w:numId w:val="15"/>
         </w:numPr>
-        <w:rPr>
-          <w:rFonts w:ascii="Roboto Mono" w:hAnsi="Roboto Mono"/>
-          <w:lang w:val="en-US"/>
-        </w:rPr>
-      </w:pPr>
-      <w:r>
-        <w:rPr>
-          <w:rFonts w:ascii="Roboto Mono" w:hAnsi="Roboto Mono"/>
-          <w:b/>
-          <w:bCs/>
-          <w:lang w:val="en-US"/>
+        <w:spacing w:after="0" w:line="276" w:lineRule="auto"/>
+        <w:rPr>
+          <w:rFonts w:ascii="Roboto Mono" w:hAnsi="Roboto Mono"/>
+        </w:rPr>
+      </w:pPr>
+      <w:r>
+        <w:rPr>
+          <w:rFonts w:ascii="Roboto Mono" w:hAnsi="Roboto Mono"/>
+          <w:b/>
+          <w:bCs/>
         </w:rPr>
         <w:t>Definition:</w:t>
       </w:r>
       <w:r>
         <w:rPr>
           <w:rFonts w:ascii="Roboto Mono" w:hAnsi="Roboto Mono"/>
-          <w:lang w:val="en-US"/>
         </w:rPr>
         <w:t xml:space="preserve"> A partition that contains </w:t>
       </w:r>
@@ -590,14 +645,12 @@
           <w:rFonts w:ascii="Roboto Mono" w:hAnsi="Roboto Mono"/>
           <w:b/>
           <w:bCs/>
-          <w:lang w:val="en-US"/>
         </w:rPr>
         <w:t>values considered correct or acceptable</w:t>
       </w:r>
       <w:r>
         <w:rPr>
           <w:rFonts w:ascii="Roboto Mono" w:hAnsi="Roboto Mono"/>
-          <w:lang w:val="en-US"/>
         </w:rPr>
         <w:t xml:space="preserve"> according to the system requirements or specifications.</w:t>
       </w:r>
@@ -608,24 +661,22 @@
           <w:ilvl w:val="0"/>
           <w:numId w:val="15"/>
         </w:numPr>
-        <w:rPr>
-          <w:rFonts w:ascii="Roboto Mono" w:hAnsi="Roboto Mono"/>
-          <w:lang w:val="en-US"/>
-        </w:rPr>
-      </w:pPr>
-      <w:r>
-        <w:rPr>
-          <w:rFonts w:ascii="Roboto Mono" w:hAnsi="Roboto Mono"/>
-          <w:b/>
-          <w:bCs/>
-          <w:lang w:val="en-US"/>
+        <w:spacing w:after="0" w:line="276" w:lineRule="auto"/>
+        <w:rPr>
+          <w:rFonts w:ascii="Roboto Mono" w:hAnsi="Roboto Mono"/>
+        </w:rPr>
+      </w:pPr>
+      <w:r>
+        <w:rPr>
+          <w:rFonts w:ascii="Roboto Mono" w:hAnsi="Roboto Mono"/>
+          <w:b/>
+          <w:bCs/>
         </w:rPr>
         <w:t>Purpose:</w:t>
       </w:r>
       <w:r>
         <w:rPr>
           <w:rFonts w:ascii="Roboto Mono" w:hAnsi="Roboto Mono"/>
-          <w:lang w:val="en-US"/>
         </w:rPr>
         <w:t xml:space="preserve"> Ensure the system </w:t>
       </w:r>
@@ -634,14 +685,12 @@
           <w:rFonts w:ascii="Roboto Mono" w:hAnsi="Roboto Mono"/>
           <w:b/>
           <w:bCs/>
-          <w:lang w:val="en-US"/>
         </w:rPr>
         <w:t>processes correct inputs correctly</w:t>
       </w:r>
       <w:r>
         <w:rPr>
           <w:rFonts w:ascii="Roboto Mono" w:hAnsi="Roboto Mono"/>
-          <w:lang w:val="en-US"/>
         </w:rPr>
         <w:t>.</w:t>
       </w:r>
@@ -652,17 +701,16 @@
           <w:ilvl w:val="0"/>
           <w:numId w:val="15"/>
         </w:numPr>
-        <w:rPr>
-          <w:rFonts w:ascii="Roboto Mono" w:hAnsi="Roboto Mono"/>
-          <w:lang w:val="en-US"/>
-        </w:rPr>
-      </w:pPr>
-      <w:r>
-        <w:rPr>
-          <w:rFonts w:ascii="Roboto Mono" w:hAnsi="Roboto Mono"/>
-          <w:b/>
-          <w:bCs/>
-          <w:lang w:val="en-US"/>
+        <w:spacing w:after="0" w:line="276" w:lineRule="auto"/>
+        <w:rPr>
+          <w:rFonts w:ascii="Roboto Mono" w:hAnsi="Roboto Mono"/>
+        </w:rPr>
+      </w:pPr>
+      <w:r>
+        <w:rPr>
+          <w:rFonts w:ascii="Roboto Mono" w:hAnsi="Roboto Mono"/>
+          <w:b/>
+          <w:bCs/>
         </w:rPr>
         <w:t>Example:</w:t>
       </w:r>
@@ -673,15 +721,14 @@
           <w:ilvl w:val="1"/>
           <w:numId w:val="15"/>
         </w:numPr>
-        <w:rPr>
-          <w:rFonts w:ascii="Roboto Mono" w:hAnsi="Roboto Mono"/>
-          <w:lang w:val="en-US"/>
-        </w:rPr>
-      </w:pPr>
-      <w:r>
-        <w:rPr>
-          <w:rFonts w:ascii="Roboto Mono" w:hAnsi="Roboto Mono"/>
-          <w:lang w:val="en-US"/>
+        <w:spacing w:after="0" w:line="276" w:lineRule="auto"/>
+        <w:rPr>
+          <w:rFonts w:ascii="Roboto Mono" w:hAnsi="Roboto Mono"/>
+        </w:rPr>
+      </w:pPr>
+      <w:r>
+        <w:rPr>
+          <w:rFonts w:ascii="Roboto Mono" w:hAnsi="Roboto Mono"/>
         </w:rPr>
         <w:t>Input: Age of a person (1–120)</w:t>
       </w:r>
@@ -692,15 +739,14 @@
           <w:ilvl w:val="1"/>
           <w:numId w:val="15"/>
         </w:numPr>
-        <w:rPr>
-          <w:rFonts w:ascii="Roboto Mono" w:hAnsi="Roboto Mono"/>
-          <w:lang w:val="en-US"/>
-        </w:rPr>
-      </w:pPr>
-      <w:r>
-        <w:rPr>
-          <w:rFonts w:ascii="Roboto Mono" w:hAnsi="Roboto Mono"/>
-          <w:lang w:val="en-US"/>
+        <w:spacing w:after="0" w:line="276" w:lineRule="auto"/>
+        <w:rPr>
+          <w:rFonts w:ascii="Roboto Mono" w:hAnsi="Roboto Mono"/>
+        </w:rPr>
+      </w:pPr>
+      <w:r>
+        <w:rPr>
+          <w:rFonts w:ascii="Roboto Mono" w:hAnsi="Roboto Mono"/>
         </w:rPr>
         <w:t>Valid partition: 18–65 (for adult eligibility)</w:t>
       </w:r>
@@ -711,15 +757,14 @@
           <w:ilvl w:val="1"/>
           <w:numId w:val="15"/>
         </w:numPr>
-        <w:rPr>
-          <w:rFonts w:ascii="Roboto Mono" w:hAnsi="Roboto Mono"/>
-          <w:lang w:val="en-US"/>
-        </w:rPr>
-      </w:pPr>
-      <w:r>
-        <w:rPr>
-          <w:rFonts w:ascii="Roboto Mono" w:hAnsi="Roboto Mono"/>
-          <w:lang w:val="en-US"/>
+        <w:spacing w:after="0" w:line="276" w:lineRule="auto"/>
+        <w:rPr>
+          <w:rFonts w:ascii="Roboto Mono" w:hAnsi="Roboto Mono"/>
+        </w:rPr>
+      </w:pPr>
+      <w:r>
+        <w:rPr>
+          <w:rFonts w:ascii="Roboto Mono" w:hAnsi="Roboto Mono"/>
         </w:rPr>
         <w:t>Test representative value: 30</w:t>
       </w:r>
@@ -728,15 +773,13 @@
       <w:pPr>
         <w:rPr>
           <w:rFonts w:ascii="Roboto Mono" w:hAnsi="Roboto Mono"/>
-          <w:lang w:val="en-US"/>
-        </w:rPr>
-      </w:pPr>
-      <w:r>
-        <w:rPr>
-          <w:rFonts w:ascii="Roboto Mono" w:hAnsi="Roboto Mono"/>
-          <w:lang w:val="en-US"/>
-        </w:rPr>
-        <w:pict w14:anchorId="1ED9F4C0">
+        </w:rPr>
+      </w:pPr>
+      <w:r>
+        <w:rPr>
+          <w:rFonts w:ascii="Roboto Mono" w:hAnsi="Roboto Mono"/>
+        </w:rPr>
+        <w:pict w14:anchorId="20AEFA9D">
           <v:rect id="_x0000_i1028" style="width:0;height:1.5pt" o:hralign="center" o:hrstd="t" o:hr="t" fillcolor="#a0a0a0" stroked="f"/>
         </w:pict>
       </w:r>
@@ -747,15 +790,13 @@
           <w:rFonts w:ascii="Roboto Mono" w:hAnsi="Roboto Mono"/>
           <w:b/>
           <w:bCs/>
-          <w:lang w:val="en-US"/>
-        </w:rPr>
-      </w:pPr>
-      <w:r>
-        <w:rPr>
-          <w:rFonts w:ascii="Roboto Mono" w:hAnsi="Roboto Mono"/>
-          <w:b/>
-          <w:bCs/>
-          <w:lang w:val="en-US"/>
+        </w:rPr>
+      </w:pPr>
+      <w:r>
+        <w:rPr>
+          <w:rFonts w:ascii="Roboto Mono" w:hAnsi="Roboto Mono"/>
+          <w:b/>
+          <w:bCs/>
         </w:rPr>
         <w:t>2. Invalid Partitions</w:t>
       </w:r>
@@ -766,24 +807,22 @@
           <w:ilvl w:val="0"/>
           <w:numId w:val="16"/>
         </w:numPr>
-        <w:rPr>
-          <w:rFonts w:ascii="Roboto Mono" w:hAnsi="Roboto Mono"/>
-          <w:lang w:val="en-US"/>
-        </w:rPr>
-      </w:pPr>
-      <w:r>
-        <w:rPr>
-          <w:rFonts w:ascii="Roboto Mono" w:hAnsi="Roboto Mono"/>
-          <w:b/>
-          <w:bCs/>
-          <w:lang w:val="en-US"/>
+        <w:spacing w:after="0" w:line="276" w:lineRule="auto"/>
+        <w:rPr>
+          <w:rFonts w:ascii="Roboto Mono" w:hAnsi="Roboto Mono"/>
+        </w:rPr>
+      </w:pPr>
+      <w:r>
+        <w:rPr>
+          <w:rFonts w:ascii="Roboto Mono" w:hAnsi="Roboto Mono"/>
+          <w:b/>
+          <w:bCs/>
         </w:rPr>
         <w:t>Definition:</w:t>
       </w:r>
       <w:r>
         <w:rPr>
           <w:rFonts w:ascii="Roboto Mono" w:hAnsi="Roboto Mono"/>
-          <w:lang w:val="en-US"/>
         </w:rPr>
         <w:t xml:space="preserve"> A partition that contains </w:t>
       </w:r>
@@ -792,14 +831,12 @@
           <w:rFonts w:ascii="Roboto Mono" w:hAnsi="Roboto Mono"/>
           <w:b/>
           <w:bCs/>
-          <w:lang w:val="en-US"/>
         </w:rPr>
         <w:t>values considered incorrect, unacceptable, or out-of-spec</w:t>
       </w:r>
       <w:r>
         <w:rPr>
           <w:rFonts w:ascii="Roboto Mono" w:hAnsi="Roboto Mono"/>
-          <w:lang w:val="en-US"/>
         </w:rPr>
         <w:t xml:space="preserve"> according to the system requirements.</w:t>
       </w:r>
@@ -810,24 +847,22 @@
           <w:ilvl w:val="0"/>
           <w:numId w:val="16"/>
         </w:numPr>
-        <w:rPr>
-          <w:rFonts w:ascii="Roboto Mono" w:hAnsi="Roboto Mono"/>
-          <w:lang w:val="en-US"/>
-        </w:rPr>
-      </w:pPr>
-      <w:r>
-        <w:rPr>
-          <w:rFonts w:ascii="Roboto Mono" w:hAnsi="Roboto Mono"/>
-          <w:b/>
-          <w:bCs/>
-          <w:lang w:val="en-US"/>
+        <w:spacing w:after="0" w:line="276" w:lineRule="auto"/>
+        <w:rPr>
+          <w:rFonts w:ascii="Roboto Mono" w:hAnsi="Roboto Mono"/>
+        </w:rPr>
+      </w:pPr>
+      <w:r>
+        <w:rPr>
+          <w:rFonts w:ascii="Roboto Mono" w:hAnsi="Roboto Mono"/>
+          <w:b/>
+          <w:bCs/>
         </w:rPr>
         <w:t>Purpose:</w:t>
       </w:r>
       <w:r>
         <w:rPr>
           <w:rFonts w:ascii="Roboto Mono" w:hAnsi="Roboto Mono"/>
-          <w:lang w:val="en-US"/>
         </w:rPr>
         <w:t xml:space="preserve"> Ensure the system </w:t>
       </w:r>
@@ -836,14 +871,12 @@
           <w:rFonts w:ascii="Roboto Mono" w:hAnsi="Roboto Mono"/>
           <w:b/>
           <w:bCs/>
-          <w:lang w:val="en-US"/>
         </w:rPr>
         <w:t>handles incorrect inputs gracefully</w:t>
       </w:r>
       <w:r>
         <w:rPr>
           <w:rFonts w:ascii="Roboto Mono" w:hAnsi="Roboto Mono"/>
-          <w:lang w:val="en-US"/>
         </w:rPr>
         <w:t>, e.g., by showing an error message.</w:t>
       </w:r>
@@ -854,17 +887,16 @@
           <w:ilvl w:val="0"/>
           <w:numId w:val="16"/>
         </w:numPr>
-        <w:rPr>
-          <w:rFonts w:ascii="Roboto Mono" w:hAnsi="Roboto Mono"/>
-          <w:lang w:val="en-US"/>
-        </w:rPr>
-      </w:pPr>
-      <w:r>
-        <w:rPr>
-          <w:rFonts w:ascii="Roboto Mono" w:hAnsi="Roboto Mono"/>
-          <w:b/>
-          <w:bCs/>
-          <w:lang w:val="en-US"/>
+        <w:spacing w:after="0" w:line="276" w:lineRule="auto"/>
+        <w:rPr>
+          <w:rFonts w:ascii="Roboto Mono" w:hAnsi="Roboto Mono"/>
+        </w:rPr>
+      </w:pPr>
+      <w:r>
+        <w:rPr>
+          <w:rFonts w:ascii="Roboto Mono" w:hAnsi="Roboto Mono"/>
+          <w:b/>
+          <w:bCs/>
         </w:rPr>
         <w:t>Example:</w:t>
       </w:r>
@@ -875,15 +907,14 @@
           <w:ilvl w:val="1"/>
           <w:numId w:val="16"/>
         </w:numPr>
-        <w:rPr>
-          <w:rFonts w:ascii="Roboto Mono" w:hAnsi="Roboto Mono"/>
-          <w:lang w:val="en-US"/>
-        </w:rPr>
-      </w:pPr>
-      <w:r>
-        <w:rPr>
-          <w:rFonts w:ascii="Roboto Mono" w:hAnsi="Roboto Mono"/>
-          <w:lang w:val="en-US"/>
+        <w:spacing w:after="0" w:line="276" w:lineRule="auto"/>
+        <w:rPr>
+          <w:rFonts w:ascii="Roboto Mono" w:hAnsi="Roboto Mono"/>
+        </w:rPr>
+      </w:pPr>
+      <w:r>
+        <w:rPr>
+          <w:rFonts w:ascii="Roboto Mono" w:hAnsi="Roboto Mono"/>
         </w:rPr>
         <w:t>Input: Age of a person (1–120)</w:t>
       </w:r>
@@ -894,15 +925,14 @@
           <w:ilvl w:val="1"/>
           <w:numId w:val="16"/>
         </w:numPr>
-        <w:rPr>
-          <w:rFonts w:ascii="Roboto Mono" w:hAnsi="Roboto Mono"/>
-          <w:lang w:val="en-US"/>
-        </w:rPr>
-      </w:pPr>
-      <w:r>
-        <w:rPr>
-          <w:rFonts w:ascii="Roboto Mono" w:hAnsi="Roboto Mono"/>
-          <w:lang w:val="en-US"/>
+        <w:spacing w:after="0" w:line="276" w:lineRule="auto"/>
+        <w:rPr>
+          <w:rFonts w:ascii="Roboto Mono" w:hAnsi="Roboto Mono"/>
+        </w:rPr>
+      </w:pPr>
+      <w:r>
+        <w:rPr>
+          <w:rFonts w:ascii="Roboto Mono" w:hAnsi="Roboto Mono"/>
         </w:rPr>
         <w:t>Invalid partitions: &lt; 1, &gt; 120, or negative values</w:t>
       </w:r>
@@ -913,15 +943,14 @@
           <w:ilvl w:val="1"/>
           <w:numId w:val="16"/>
         </w:numPr>
-        <w:rPr>
-          <w:rFonts w:ascii="Roboto Mono" w:hAnsi="Roboto Mono"/>
-          <w:lang w:val="en-US"/>
-        </w:rPr>
-      </w:pPr>
-      <w:r>
-        <w:rPr>
-          <w:rFonts w:ascii="Roboto Mono" w:hAnsi="Roboto Mono"/>
-          <w:lang w:val="en-US"/>
+        <w:spacing w:after="0" w:line="276" w:lineRule="auto"/>
+        <w:rPr>
+          <w:rFonts w:ascii="Roboto Mono" w:hAnsi="Roboto Mono"/>
+        </w:rPr>
+      </w:pPr>
+      <w:r>
+        <w:rPr>
+          <w:rFonts w:ascii="Roboto Mono" w:hAnsi="Roboto Mono"/>
         </w:rPr>
         <w:t>Test representative values: 0, -5, 130</w:t>
       </w:r>
@@ -930,15 +959,13 @@
       <w:pPr>
         <w:rPr>
           <w:rFonts w:ascii="Roboto Mono" w:hAnsi="Roboto Mono"/>
-          <w:lang w:val="en-US"/>
-        </w:rPr>
-      </w:pPr>
-      <w:r>
-        <w:rPr>
-          <w:rFonts w:ascii="Roboto Mono" w:hAnsi="Roboto Mono"/>
-          <w:lang w:val="en-US"/>
-        </w:rPr>
-        <w:pict w14:anchorId="2A8F3AC0">
+        </w:rPr>
+      </w:pPr>
+      <w:r>
+        <w:rPr>
+          <w:rFonts w:ascii="Roboto Mono" w:hAnsi="Roboto Mono"/>
+        </w:rPr>
+        <w:pict w14:anchorId="73D12E60">
           <v:rect id="_x0000_i1029" style="width:0;height:1.5pt" o:hralign="center" o:hrstd="t" o:hr="t" fillcolor="#a0a0a0" stroked="f"/>
         </w:pict>
       </w:r>
@@ -949,15 +976,13 @@
           <w:rFonts w:ascii="Roboto Mono" w:hAnsi="Roboto Mono"/>
           <w:b/>
           <w:bCs/>
-          <w:lang w:val="en-US"/>
-        </w:rPr>
-      </w:pPr>
-      <w:r>
-        <w:rPr>
-          <w:rFonts w:ascii="Roboto Mono" w:hAnsi="Roboto Mono"/>
-          <w:b/>
-          <w:bCs/>
-          <w:lang w:val="en-US"/>
+        </w:rPr>
+      </w:pPr>
+      <w:r>
+        <w:rPr>
+          <w:rFonts w:ascii="Roboto Mono" w:hAnsi="Roboto Mono"/>
+          <w:b/>
+          <w:bCs/>
         </w:rPr>
         <w:t>Key Points</w:t>
       </w:r>
@@ -968,15 +993,14 @@
           <w:ilvl w:val="0"/>
           <w:numId w:val="17"/>
         </w:numPr>
-        <w:rPr>
-          <w:rFonts w:ascii="Roboto Mono" w:hAnsi="Roboto Mono"/>
-          <w:lang w:val="en-US"/>
-        </w:rPr>
-      </w:pPr>
-      <w:r>
-        <w:rPr>
-          <w:rFonts w:ascii="Roboto Mono" w:hAnsi="Roboto Mono"/>
-          <w:lang w:val="en-US"/>
+        <w:spacing w:after="0" w:line="276" w:lineRule="auto"/>
+        <w:rPr>
+          <w:rFonts w:ascii="Roboto Mono" w:hAnsi="Roboto Mono"/>
+        </w:rPr>
+      </w:pPr>
+      <w:r>
+        <w:rPr>
+          <w:rFonts w:ascii="Roboto Mono" w:hAnsi="Roboto Mono"/>
         </w:rPr>
         <w:t xml:space="preserve">Each partition should be </w:t>
       </w:r>
@@ -985,14 +1009,12 @@
           <w:rFonts w:ascii="Roboto Mono" w:hAnsi="Roboto Mono"/>
           <w:b/>
           <w:bCs/>
-          <w:lang w:val="en-US"/>
         </w:rPr>
         <w:t>non-empty</w:t>
       </w:r>
       <w:r>
         <w:rPr>
           <w:rFonts w:ascii="Roboto Mono" w:hAnsi="Roboto Mono"/>
-          <w:lang w:val="en-US"/>
         </w:rPr>
         <w:t xml:space="preserve"> and </w:t>
       </w:r>
@@ -1001,14 +1023,12 @@
           <w:rFonts w:ascii="Roboto Mono" w:hAnsi="Roboto Mono"/>
           <w:b/>
           <w:bCs/>
-          <w:lang w:val="en-US"/>
         </w:rPr>
         <w:t>mutually exclusive</w:t>
       </w:r>
       <w:r>
         <w:rPr>
           <w:rFonts w:ascii="Roboto Mono" w:hAnsi="Roboto Mono"/>
-          <w:lang w:val="en-US"/>
         </w:rPr>
         <w:t>.</w:t>
       </w:r>
@@ -1019,15 +1039,14 @@
           <w:ilvl w:val="0"/>
           <w:numId w:val="17"/>
         </w:numPr>
-        <w:rPr>
-          <w:rFonts w:ascii="Roboto Mono" w:hAnsi="Roboto Mono"/>
-          <w:lang w:val="en-US"/>
-        </w:rPr>
-      </w:pPr>
-      <w:r>
-        <w:rPr>
-          <w:rFonts w:ascii="Roboto Mono" w:hAnsi="Roboto Mono"/>
-          <w:lang w:val="en-US"/>
+        <w:spacing w:after="0" w:line="276" w:lineRule="auto"/>
+        <w:rPr>
+          <w:rFonts w:ascii="Roboto Mono" w:hAnsi="Roboto Mono"/>
+        </w:rPr>
+      </w:pPr>
+      <w:r>
+        <w:rPr>
+          <w:rFonts w:ascii="Roboto Mono" w:hAnsi="Roboto Mono"/>
         </w:rPr>
         <w:t xml:space="preserve">Testing </w:t>
       </w:r>
@@ -1036,14 +1055,12 @@
           <w:rFonts w:ascii="Roboto Mono" w:hAnsi="Roboto Mono"/>
           <w:b/>
           <w:bCs/>
-          <w:lang w:val="en-US"/>
         </w:rPr>
         <w:t>one value from each partition</w:t>
       </w:r>
       <w:r>
         <w:rPr>
           <w:rFonts w:ascii="Roboto Mono" w:hAnsi="Roboto Mono"/>
-          <w:lang w:val="en-US"/>
         </w:rPr>
         <w:t xml:space="preserve"> is sufficient to assume the system behaves the same for all other values in that partition.</w:t>
       </w:r>
@@ -1054,15 +1071,14 @@
           <w:ilvl w:val="0"/>
           <w:numId w:val="17"/>
         </w:numPr>
-        <w:rPr>
-          <w:rFonts w:ascii="Roboto Mono" w:hAnsi="Roboto Mono"/>
-          <w:lang w:val="en-US"/>
-        </w:rPr>
-      </w:pPr>
-      <w:r>
-        <w:rPr>
-          <w:rFonts w:ascii="Roboto Mono" w:hAnsi="Roboto Mono"/>
-          <w:lang w:val="en-US"/>
+        <w:spacing w:after="0" w:line="276" w:lineRule="auto"/>
+        <w:rPr>
+          <w:rFonts w:ascii="Roboto Mono" w:hAnsi="Roboto Mono"/>
+        </w:rPr>
+      </w:pPr>
+      <w:r>
+        <w:rPr>
+          <w:rFonts w:ascii="Roboto Mono" w:hAnsi="Roboto Mono"/>
         </w:rPr>
         <w:t xml:space="preserve">Valid and invalid partitions help cover </w:t>
       </w:r>
@@ -1071,21 +1087,19 @@
           <w:rFonts w:ascii="Roboto Mono" w:hAnsi="Roboto Mono"/>
           <w:b/>
           <w:bCs/>
-          <w:lang w:val="en-US"/>
         </w:rPr>
         <w:t>both positive and negative scenarios</w:t>
       </w:r>
       <w:r>
         <w:rPr>
           <w:rFonts w:ascii="Roboto Mono" w:hAnsi="Roboto Mono"/>
-          <w:lang w:val="en-US"/>
         </w:rPr>
         <w:t>.</w:t>
       </w:r>
     </w:p>
     <w:p>
       <w:r>
-        <w:pict w14:anchorId="53CD98C9">
+        <w:pict w14:anchorId="3AED14CF">
           <v:rect id="_x0000_i1030" style="width:0;height:1.5pt" o:hralign="center" o:hrstd="t" o:hr="t" fillcolor="#a0a0a0" stroked="f"/>
         </w:pict>
       </w:r>
@@ -1109,51 +1123,77 @@
       </w:pPr>
       <w:r>
         <w:rPr>
-          <w:b/>
-          <w:shd w:val="clear" w:color="auto" w:fill="B7B7B7"/>
-        </w:rPr>
-        <w:t># Source</w:t>
-      </w:r>
-      <w:r>
-        <w:rPr>
-          <w:shd w:val="clear" w:color="auto" w:fill="B7B7B7"/>
-        </w:rPr>
-        <w:t xml:space="preserve">: </w:t>
-      </w:r>
-      <w:r>
-        <w:rPr>
-          <w:b/>
-          <w:shd w:val="clear" w:color="auto" w:fill="B7B7B7"/>
-        </w:rPr>
-        <w:t xml:space="preserve">Chatgpt </w:t>
-      </w:r>
-      <w:r>
-        <w:rPr>
-          <w:b/>
-          <w:sz w:val="14"/>
-          <w:szCs w:val="14"/>
-          <w:shd w:val="clear" w:color="auto" w:fill="B7B7B7"/>
-        </w:rPr>
-        <w:t>(GPT</w:t>
-      </w:r>
-      <w:r>
-        <w:rPr>
-          <w:rFonts w:ascii="Cambria Math" w:hAnsi="Cambria Math" w:cs="Cambria Math"/>
-          <w:b/>
-          <w:sz w:val="14"/>
-          <w:szCs w:val="14"/>
-          <w:shd w:val="clear" w:color="auto" w:fill="B7B7B7"/>
+          <w:rFonts w:ascii="Arial" w:eastAsia="Arial" w:hAnsi="Arial" w:cs="Arial"/>
+          <w:b/>
+          <w:color w:val="000000"/>
+          <w:sz w:val="18"/>
+          <w:highlight w:val="lightGray"/>
+        </w:rPr>
+        <w:t># Source: AI Source: Provided by: [Data Path</w:t>
+      </w:r>
+      <w:r>
+        <w:rPr>
+          <w:rFonts w:ascii="Arial" w:eastAsia="Arial" w:hAnsi="Arial" w:cs="Arial"/>
+          <w:color w:val="000000"/>
+          <w:sz w:val="18"/>
+          <w:highlight w:val="lightGray"/>
+        </w:rPr>
+        <w:t xml:space="preserve">: Persons Table -&gt; ID Column: 1, Name_En Column: Motasem Essam] -&gt; </w:t>
+      </w:r>
+      <w:r>
+        <w:rPr>
+          <w:rFonts w:ascii="Arial" w:eastAsia="Arial" w:hAnsi="Arial" w:cs="Arial"/>
+          <w:b/>
+          <w:color w:val="000000"/>
+          <w:sz w:val="18"/>
+          <w:highlight w:val="lightGray"/>
+        </w:rPr>
+        <w:t>From:</w:t>
+      </w:r>
+      <w:r>
+        <w:rPr>
+          <w:rFonts w:ascii="Arial" w:eastAsia="Arial" w:hAnsi="Arial" w:cs="Arial"/>
+          <w:color w:val="000000"/>
+          <w:sz w:val="18"/>
+          <w:highlight w:val="lightGray"/>
+        </w:rPr>
+        <w:t xml:space="preserve"> [Chatgpt (GPT</w:t>
+      </w:r>
+      <w:r>
+        <w:rPr>
+          <w:rFonts w:ascii="Arial" w:eastAsia="Arial" w:hAnsi="Arial" w:cs="Cambria Math"/>
+          <w:color w:val="000000"/>
+          <w:sz w:val="18"/>
+          <w:highlight w:val="lightGray"/>
         </w:rPr>
         <w:t>‑</w:t>
       </w:r>
       <w:r>
         <w:rPr>
-          <w:b/>
-          <w:sz w:val="14"/>
-          <w:szCs w:val="14"/>
-          <w:shd w:val="clear" w:color="auto" w:fill="B7B7B7"/>
-        </w:rPr>
-        <w:t>5 Mini) at [8/15/2025]</w:t>
+          <w:rFonts w:ascii="Arial" w:eastAsia="Arial" w:hAnsi="Arial" w:cs="Arial"/>
+          <w:color w:val="000000"/>
+          <w:sz w:val="18"/>
+          <w:highlight w:val="lightGray"/>
+        </w:rPr>
+        <w:t xml:space="preserve">5 Mini)] </w:t>
+      </w:r>
+      <w:r>
+        <w:rPr>
+          <w:rFonts w:ascii="Arial" w:eastAsia="Arial" w:hAnsi="Arial" w:cs="Arial"/>
+          <w:b/>
+          <w:color w:val="000000"/>
+          <w:sz w:val="18"/>
+          <w:highlight w:val="lightGray"/>
+        </w:rPr>
+        <w:t>on</w:t>
+      </w:r>
+      <w:r>
+        <w:rPr>
+          <w:rFonts w:ascii="Arial" w:eastAsia="Arial" w:hAnsi="Arial"/>
+          <w:sz w:val="18"/>
+          <w:highlight w:val="lightGray"/>
+        </w:rPr>
+        <w:t xml:space="preserve"> [8/15/2025]</w:t>
       </w:r>
     </w:p>
     <w:p>
@@ -1162,7 +1202,7 @@
           <w:ilvl w:val="0"/>
           <w:numId w:val="1"/>
         </w:numPr>
-        <w:spacing w:before="240"/>
+        <w:spacing w:before="240" w:after="0" w:line="276" w:lineRule="auto"/>
       </w:pPr>
       <w:r>
         <w:rPr>
@@ -1190,13 +1230,13 @@
           <w:ilvl w:val="0"/>
           <w:numId w:val="1"/>
         </w:numPr>
+        <w:spacing w:after="0" w:line="276" w:lineRule="auto"/>
       </w:pPr>
       <w:r>
         <w:rPr>
           <w:rFonts w:ascii="Roboto Mono" w:eastAsia="Roboto Mono" w:hAnsi="Roboto Mono" w:cs="Roboto Mono"/>
           <w:b/>
         </w:rPr>
-        <w:lastRenderedPageBreak/>
         <w:t>Divide into partitions</w:t>
       </w:r>
       <w:r>
@@ -1218,6 +1258,7 @@
           <w:ilvl w:val="0"/>
           <w:numId w:val="1"/>
         </w:numPr>
+        <w:spacing w:after="0" w:line="276" w:lineRule="auto"/>
       </w:pPr>
       <w:r>
         <w:rPr>
@@ -1245,6 +1286,7 @@
           <w:ilvl w:val="0"/>
           <w:numId w:val="1"/>
         </w:numPr>
+        <w:spacing w:after="0" w:line="276" w:lineRule="auto"/>
       </w:pPr>
       <w:r>
         <w:rPr>
@@ -1285,51 +1327,77 @@
       </w:pPr>
       <w:r>
         <w:rPr>
-          <w:b/>
-          <w:shd w:val="clear" w:color="auto" w:fill="B7B7B7"/>
-        </w:rPr>
-        <w:t># Source</w:t>
-      </w:r>
-      <w:r>
-        <w:rPr>
-          <w:shd w:val="clear" w:color="auto" w:fill="B7B7B7"/>
-        </w:rPr>
-        <w:t xml:space="preserve">: </w:t>
-      </w:r>
-      <w:r>
-        <w:rPr>
-          <w:b/>
-          <w:shd w:val="clear" w:color="auto" w:fill="B7B7B7"/>
-        </w:rPr>
-        <w:t xml:space="preserve">Chatgpt </w:t>
-      </w:r>
-      <w:r>
-        <w:rPr>
-          <w:b/>
-          <w:sz w:val="14"/>
-          <w:szCs w:val="14"/>
-          <w:shd w:val="clear" w:color="auto" w:fill="B7B7B7"/>
-        </w:rPr>
-        <w:t>(GPT</w:t>
-      </w:r>
-      <w:r>
-        <w:rPr>
-          <w:rFonts w:ascii="Cambria Math" w:hAnsi="Cambria Math" w:cs="Cambria Math"/>
-          <w:b/>
-          <w:sz w:val="14"/>
-          <w:szCs w:val="14"/>
-          <w:shd w:val="clear" w:color="auto" w:fill="B7B7B7"/>
+          <w:rFonts w:ascii="Arial" w:eastAsia="Arial" w:hAnsi="Arial" w:cs="Arial"/>
+          <w:b/>
+          <w:color w:val="000000"/>
+          <w:sz w:val="18"/>
+          <w:highlight w:val="lightGray"/>
+        </w:rPr>
+        <w:t># Source: AI Source: Provided by: [Data Path</w:t>
+      </w:r>
+      <w:r>
+        <w:rPr>
+          <w:rFonts w:ascii="Arial" w:eastAsia="Arial" w:hAnsi="Arial" w:cs="Arial"/>
+          <w:color w:val="000000"/>
+          <w:sz w:val="18"/>
+          <w:highlight w:val="lightGray"/>
+        </w:rPr>
+        <w:t xml:space="preserve">: Persons Table -&gt; ID Column: 1, Name_En Column: Motasem Essam] -&gt; </w:t>
+      </w:r>
+      <w:r>
+        <w:rPr>
+          <w:rFonts w:ascii="Arial" w:eastAsia="Arial" w:hAnsi="Arial" w:cs="Arial"/>
+          <w:b/>
+          <w:color w:val="000000"/>
+          <w:sz w:val="18"/>
+          <w:highlight w:val="lightGray"/>
+        </w:rPr>
+        <w:t>From:</w:t>
+      </w:r>
+      <w:r>
+        <w:rPr>
+          <w:rFonts w:ascii="Arial" w:eastAsia="Arial" w:hAnsi="Arial" w:cs="Arial"/>
+          <w:color w:val="000000"/>
+          <w:sz w:val="18"/>
+          <w:highlight w:val="lightGray"/>
+        </w:rPr>
+        <w:t xml:space="preserve"> [Chatgpt (GPT</w:t>
+      </w:r>
+      <w:r>
+        <w:rPr>
+          <w:rFonts w:ascii="Arial" w:eastAsia="Arial" w:hAnsi="Arial" w:cs="Cambria Math"/>
+          <w:color w:val="000000"/>
+          <w:sz w:val="18"/>
+          <w:highlight w:val="lightGray"/>
         </w:rPr>
         <w:t>‑</w:t>
       </w:r>
       <w:r>
         <w:rPr>
-          <w:b/>
-          <w:sz w:val="14"/>
-          <w:szCs w:val="14"/>
-          <w:shd w:val="clear" w:color="auto" w:fill="B7B7B7"/>
-        </w:rPr>
-        <w:t>5 Mini) at [8/15/2025]</w:t>
+          <w:rFonts w:ascii="Arial" w:eastAsia="Arial" w:hAnsi="Arial" w:cs="Arial"/>
+          <w:color w:val="000000"/>
+          <w:sz w:val="18"/>
+          <w:highlight w:val="lightGray"/>
+        </w:rPr>
+        <w:t xml:space="preserve">5 Mini)] </w:t>
+      </w:r>
+      <w:r>
+        <w:rPr>
+          <w:rFonts w:ascii="Arial" w:eastAsia="Arial" w:hAnsi="Arial" w:cs="Arial"/>
+          <w:b/>
+          <w:color w:val="000000"/>
+          <w:sz w:val="18"/>
+          <w:highlight w:val="lightGray"/>
+        </w:rPr>
+        <w:t>on</w:t>
+      </w:r>
+      <w:r>
+        <w:rPr>
+          <w:rFonts w:ascii="Arial" w:eastAsia="Arial" w:hAnsi="Arial"/>
+          <w:sz w:val="18"/>
+          <w:highlight w:val="lightGray"/>
+        </w:rPr>
+        <w:t xml:space="preserve"> [8/15/2025]</w:t>
       </w:r>
     </w:p>
     <w:p>
@@ -1359,7 +1427,7 @@
           <w:ilvl w:val="0"/>
           <w:numId w:val="6"/>
         </w:numPr>
-        <w:spacing w:before="240"/>
+        <w:spacing w:before="240" w:after="0" w:line="276" w:lineRule="auto"/>
       </w:pPr>
       <w:r>
         <w:rPr>
@@ -1387,6 +1455,7 @@
           <w:ilvl w:val="0"/>
           <w:numId w:val="6"/>
         </w:numPr>
+        <w:spacing w:after="0" w:line="276" w:lineRule="auto"/>
       </w:pPr>
       <w:r>
         <w:rPr>
@@ -1414,7 +1483,7 @@
           <w:ilvl w:val="0"/>
           <w:numId w:val="6"/>
         </w:numPr>
-        <w:spacing w:after="240"/>
+        <w:spacing w:after="240" w:line="276" w:lineRule="auto"/>
       </w:pPr>
       <w:r>
         <w:rPr>
@@ -1458,7 +1527,7 @@
           <w:ilvl w:val="0"/>
           <w:numId w:val="4"/>
         </w:numPr>
-        <w:spacing w:before="240"/>
+        <w:spacing w:before="240" w:after="0" w:line="276" w:lineRule="auto"/>
         <w:rPr>
           <w:rFonts w:ascii="Roboto Mono" w:eastAsia="Roboto Mono" w:hAnsi="Roboto Mono" w:cs="Roboto Mono"/>
         </w:rPr>
@@ -1482,6 +1551,7 @@
           <w:ilvl w:val="0"/>
           <w:numId w:val="4"/>
         </w:numPr>
+        <w:spacing w:after="0" w:line="276" w:lineRule="auto"/>
         <w:rPr>
           <w:rFonts w:ascii="Roboto Mono" w:eastAsia="Roboto Mono" w:hAnsi="Roboto Mono" w:cs="Roboto Mono"/>
         </w:rPr>
@@ -1505,7 +1575,7 @@
           <w:ilvl w:val="0"/>
           <w:numId w:val="4"/>
         </w:numPr>
-        <w:spacing w:after="240"/>
+        <w:spacing w:after="240" w:line="276" w:lineRule="auto"/>
       </w:pPr>
       <w:r>
         <w:rPr>
@@ -1519,7 +1589,7 @@
     </w:p>
     <w:p>
       <w:r>
-        <w:pict w14:anchorId="116B4A56">
+        <w:pict w14:anchorId="34440D76">
           <v:rect id="_x0000_i1031" style="width:0;height:1.5pt" o:hralign="center" o:hrstd="t" o:hr="t" fillcolor="#a0a0a0" stroked="f"/>
         </w:pict>
       </w:r>
@@ -1540,51 +1610,77 @@
       </w:pPr>
       <w:r>
         <w:rPr>
-          <w:b/>
-          <w:shd w:val="clear" w:color="auto" w:fill="B7B7B7"/>
-        </w:rPr>
-        <w:t># Source</w:t>
-      </w:r>
-      <w:r>
-        <w:rPr>
-          <w:shd w:val="clear" w:color="auto" w:fill="B7B7B7"/>
-        </w:rPr>
-        <w:t xml:space="preserve">: </w:t>
-      </w:r>
-      <w:r>
-        <w:rPr>
-          <w:b/>
-          <w:shd w:val="clear" w:color="auto" w:fill="B7B7B7"/>
-        </w:rPr>
-        <w:t xml:space="preserve">Chatgpt </w:t>
-      </w:r>
-      <w:r>
-        <w:rPr>
-          <w:b/>
-          <w:sz w:val="14"/>
-          <w:szCs w:val="14"/>
-          <w:shd w:val="clear" w:color="auto" w:fill="B7B7B7"/>
-        </w:rPr>
-        <w:t>(GPT</w:t>
-      </w:r>
-      <w:r>
-        <w:rPr>
-          <w:rFonts w:ascii="Cambria Math" w:hAnsi="Cambria Math" w:cs="Cambria Math"/>
-          <w:b/>
-          <w:sz w:val="14"/>
-          <w:szCs w:val="14"/>
-          <w:shd w:val="clear" w:color="auto" w:fill="B7B7B7"/>
+          <w:rFonts w:ascii="Arial" w:eastAsia="Arial" w:hAnsi="Arial" w:cs="Arial"/>
+          <w:b/>
+          <w:color w:val="000000"/>
+          <w:sz w:val="18"/>
+          <w:highlight w:val="lightGray"/>
+        </w:rPr>
+        <w:t># Source: AI Source: Provided by: [Data Path</w:t>
+      </w:r>
+      <w:r>
+        <w:rPr>
+          <w:rFonts w:ascii="Arial" w:eastAsia="Arial" w:hAnsi="Arial" w:cs="Arial"/>
+          <w:color w:val="000000"/>
+          <w:sz w:val="18"/>
+          <w:highlight w:val="lightGray"/>
+        </w:rPr>
+        <w:t xml:space="preserve">: Persons Table -&gt; ID Column: 1, Name_En Column: Motasem Essam] -&gt; </w:t>
+      </w:r>
+      <w:r>
+        <w:rPr>
+          <w:rFonts w:ascii="Arial" w:eastAsia="Arial" w:hAnsi="Arial" w:cs="Arial"/>
+          <w:b/>
+          <w:color w:val="000000"/>
+          <w:sz w:val="18"/>
+          <w:highlight w:val="lightGray"/>
+        </w:rPr>
+        <w:t>From:</w:t>
+      </w:r>
+      <w:r>
+        <w:rPr>
+          <w:rFonts w:ascii="Arial" w:eastAsia="Arial" w:hAnsi="Arial" w:cs="Arial"/>
+          <w:color w:val="000000"/>
+          <w:sz w:val="18"/>
+          <w:highlight w:val="lightGray"/>
+        </w:rPr>
+        <w:t xml:space="preserve"> [Chatgpt (GPT</w:t>
+      </w:r>
+      <w:r>
+        <w:rPr>
+          <w:rFonts w:ascii="Arial" w:eastAsia="Arial" w:hAnsi="Arial" w:cs="Cambria Math"/>
+          <w:color w:val="000000"/>
+          <w:sz w:val="18"/>
+          <w:highlight w:val="lightGray"/>
         </w:rPr>
         <w:t>‑</w:t>
       </w:r>
       <w:r>
         <w:rPr>
-          <w:b/>
-          <w:sz w:val="14"/>
-          <w:szCs w:val="14"/>
-          <w:shd w:val="clear" w:color="auto" w:fill="B7B7B7"/>
-        </w:rPr>
-        <w:t>5 Mini) at [8/15/2025]</w:t>
+          <w:rFonts w:ascii="Arial" w:eastAsia="Arial" w:hAnsi="Arial" w:cs="Arial"/>
+          <w:color w:val="000000"/>
+          <w:sz w:val="18"/>
+          <w:highlight w:val="lightGray"/>
+        </w:rPr>
+        <w:t xml:space="preserve">5 Mini)] </w:t>
+      </w:r>
+      <w:r>
+        <w:rPr>
+          <w:rFonts w:ascii="Arial" w:eastAsia="Arial" w:hAnsi="Arial" w:cs="Arial"/>
+          <w:b/>
+          <w:color w:val="000000"/>
+          <w:sz w:val="18"/>
+          <w:highlight w:val="lightGray"/>
+        </w:rPr>
+        <w:t>on</w:t>
+      </w:r>
+      <w:r>
+        <w:rPr>
+          <w:rFonts w:ascii="Arial" w:eastAsia="Arial" w:hAnsi="Arial"/>
+          <w:sz w:val="18"/>
+          <w:highlight w:val="lightGray"/>
+        </w:rPr>
+        <w:t xml:space="preserve"> [8/15/2025]</w:t>
       </w:r>
     </w:p>
     <w:p>
@@ -1609,7 +1705,7 @@
           <w:ilvl w:val="0"/>
           <w:numId w:val="7"/>
         </w:numPr>
-        <w:spacing w:before="240"/>
+        <w:spacing w:before="240" w:after="0" w:line="276" w:lineRule="auto"/>
         <w:rPr>
           <w:rFonts w:ascii="Roboto Mono" w:eastAsia="Roboto Mono" w:hAnsi="Roboto Mono" w:cs="Roboto Mono"/>
         </w:rPr>
@@ -1633,6 +1729,7 @@
           <w:ilvl w:val="0"/>
           <w:numId w:val="7"/>
         </w:numPr>
+        <w:spacing w:after="0" w:line="276" w:lineRule="auto"/>
         <w:rPr>
           <w:rFonts w:ascii="Roboto Mono" w:eastAsia="Roboto Mono" w:hAnsi="Roboto Mono" w:cs="Roboto Mono"/>
         </w:rPr>
@@ -1656,6 +1753,7 @@
           <w:ilvl w:val="0"/>
           <w:numId w:val="7"/>
         </w:numPr>
+        <w:spacing w:after="0" w:line="276" w:lineRule="auto"/>
         <w:rPr>
           <w:rFonts w:ascii="Roboto Mono" w:eastAsia="Roboto Mono" w:hAnsi="Roboto Mono" w:cs="Roboto Mono"/>
         </w:rPr>
@@ -1664,7 +1762,6 @@
         <w:rPr>
           <w:rFonts w:ascii="Nova Mono" w:eastAsia="Nova Mono" w:hAnsi="Nova Mono" w:cs="Nova Mono"/>
         </w:rPr>
-        <w:lastRenderedPageBreak/>
         <w:t>51–75g → 45p</w:t>
       </w:r>
       <w:r>
@@ -1680,7 +1777,7 @@
           <w:ilvl w:val="0"/>
           <w:numId w:val="7"/>
         </w:numPr>
-        <w:spacing w:after="240"/>
+        <w:spacing w:after="240" w:line="276" w:lineRule="auto"/>
         <w:rPr>
           <w:rFonts w:ascii="Roboto Mono" w:eastAsia="Roboto Mono" w:hAnsi="Roboto Mono" w:cs="Roboto Mono"/>
         </w:rPr>
@@ -1720,7 +1817,7 @@
           <w:ilvl w:val="0"/>
           <w:numId w:val="5"/>
         </w:numPr>
-        <w:spacing w:before="240"/>
+        <w:spacing w:before="240" w:after="0" w:line="276" w:lineRule="auto"/>
         <w:rPr>
           <w:rFonts w:ascii="Roboto Mono" w:eastAsia="Roboto Mono" w:hAnsi="Roboto Mono" w:cs="Roboto Mono"/>
         </w:rPr>
@@ -1744,6 +1841,7 @@
           <w:ilvl w:val="0"/>
           <w:numId w:val="5"/>
         </w:numPr>
+        <w:spacing w:after="0" w:line="276" w:lineRule="auto"/>
         <w:rPr>
           <w:rFonts w:ascii="Roboto Mono" w:eastAsia="Roboto Mono" w:hAnsi="Roboto Mono" w:cs="Roboto Mono"/>
         </w:rPr>
@@ -1767,6 +1865,7 @@
           <w:ilvl w:val="0"/>
           <w:numId w:val="5"/>
         </w:numPr>
+        <w:spacing w:after="0" w:line="276" w:lineRule="auto"/>
         <w:rPr>
           <w:rFonts w:ascii="Roboto Mono" w:eastAsia="Roboto Mono" w:hAnsi="Roboto Mono" w:cs="Roboto Mono"/>
         </w:rPr>
@@ -1790,7 +1889,7 @@
           <w:ilvl w:val="0"/>
           <w:numId w:val="5"/>
         </w:numPr>
-        <w:spacing w:after="240"/>
+        <w:spacing w:after="240" w:line="276" w:lineRule="auto"/>
         <w:rPr>
           <w:rFonts w:ascii="Roboto Mono" w:eastAsia="Roboto Mono" w:hAnsi="Roboto Mono" w:cs="Roboto Mono"/>
         </w:rPr>
@@ -1830,7 +1929,7 @@
           <w:ilvl w:val="0"/>
           <w:numId w:val="3"/>
         </w:numPr>
-        <w:spacing w:before="240"/>
+        <w:spacing w:before="240" w:after="0" w:line="276" w:lineRule="auto"/>
         <w:rPr>
           <w:rFonts w:ascii="Roboto Mono" w:eastAsia="Roboto Mono" w:hAnsi="Roboto Mono" w:cs="Roboto Mono"/>
         </w:rPr>
@@ -1854,7 +1953,7 @@
           <w:ilvl w:val="0"/>
           <w:numId w:val="3"/>
         </w:numPr>
-        <w:spacing w:after="240"/>
+        <w:spacing w:after="240" w:line="276" w:lineRule="auto"/>
         <w:rPr>
           <w:rFonts w:ascii="Roboto Mono" w:eastAsia="Roboto Mono" w:hAnsi="Roboto Mono" w:cs="Roboto Mono"/>
         </w:rPr>
@@ -1874,7 +1973,7 @@
     </w:p>
     <w:p>
       <w:r>
-        <w:pict w14:anchorId="5C0F8D9F">
+        <w:pict w14:anchorId="31C52D8D">
           <v:rect id="_x0000_i1032" style="width:0;height:1.5pt" o:hralign="center" o:hrstd="t" o:hr="t" fillcolor="#a0a0a0" stroked="f"/>
         </w:pict>
       </w:r>
@@ -1894,64 +1993,88 @@
       </w:pPr>
       <w:r>
         <w:rPr>
-          <w:b/>
-          <w:shd w:val="clear" w:color="auto" w:fill="B7B7B7"/>
-        </w:rPr>
-        <w:t># Source</w:t>
-      </w:r>
-      <w:r>
-        <w:rPr>
-          <w:shd w:val="clear" w:color="auto" w:fill="B7B7B7"/>
-        </w:rPr>
-        <w:t xml:space="preserve">: </w:t>
-      </w:r>
-      <w:r>
-        <w:rPr>
-          <w:b/>
-          <w:shd w:val="clear" w:color="auto" w:fill="B7B7B7"/>
-        </w:rPr>
-        <w:t xml:space="preserve">Chatgpt </w:t>
-      </w:r>
-      <w:r>
-        <w:rPr>
-          <w:b/>
-          <w:sz w:val="14"/>
-          <w:szCs w:val="14"/>
-          <w:shd w:val="clear" w:color="auto" w:fill="B7B7B7"/>
-        </w:rPr>
-        <w:t>(GPT</w:t>
-      </w:r>
-      <w:r>
-        <w:rPr>
-          <w:rFonts w:ascii="Cambria Math" w:hAnsi="Cambria Math" w:cs="Cambria Math"/>
-          <w:b/>
-          <w:sz w:val="14"/>
-          <w:szCs w:val="14"/>
-          <w:shd w:val="clear" w:color="auto" w:fill="B7B7B7"/>
+          <w:rFonts w:ascii="Arial" w:eastAsia="Arial" w:hAnsi="Arial" w:cs="Arial"/>
+          <w:b/>
+          <w:color w:val="000000"/>
+          <w:sz w:val="18"/>
+          <w:highlight w:val="lightGray"/>
+        </w:rPr>
+        <w:t># Source: AI Source: Provided by: [Data Path</w:t>
+      </w:r>
+      <w:r>
+        <w:rPr>
+          <w:rFonts w:ascii="Arial" w:eastAsia="Arial" w:hAnsi="Arial" w:cs="Arial"/>
+          <w:color w:val="000000"/>
+          <w:sz w:val="18"/>
+          <w:highlight w:val="lightGray"/>
+        </w:rPr>
+        <w:t xml:space="preserve">: Persons Table -&gt; ID Column: 1, Name_En Column: Motasem Essam] -&gt; </w:t>
+      </w:r>
+      <w:r>
+        <w:rPr>
+          <w:rFonts w:ascii="Arial" w:eastAsia="Arial" w:hAnsi="Arial" w:cs="Arial"/>
+          <w:b/>
+          <w:color w:val="000000"/>
+          <w:sz w:val="18"/>
+          <w:highlight w:val="lightGray"/>
+        </w:rPr>
+        <w:t>From:</w:t>
+      </w:r>
+      <w:r>
+        <w:rPr>
+          <w:rFonts w:ascii="Arial" w:eastAsia="Arial" w:hAnsi="Arial" w:cs="Arial"/>
+          <w:color w:val="000000"/>
+          <w:sz w:val="18"/>
+          <w:highlight w:val="lightGray"/>
+        </w:rPr>
+        <w:t xml:space="preserve"> [Chatgpt (GPT</w:t>
+      </w:r>
+      <w:r>
+        <w:rPr>
+          <w:rFonts w:ascii="Arial" w:eastAsia="Arial" w:hAnsi="Arial" w:cs="Cambria Math"/>
+          <w:color w:val="000000"/>
+          <w:sz w:val="18"/>
+          <w:highlight w:val="lightGray"/>
         </w:rPr>
         <w:t>‑</w:t>
       </w:r>
       <w:r>
         <w:rPr>
-          <w:b/>
-          <w:sz w:val="14"/>
-          <w:szCs w:val="14"/>
-          <w:shd w:val="clear" w:color="auto" w:fill="B7B7B7"/>
-        </w:rPr>
-        <w:t>5 Mini) at [9/13/2025]</w:t>
-      </w:r>
-    </w:p>
-    <w:p>
-      <w:pPr>
-        <w:rPr>
-          <w:rFonts w:ascii="Roboto Mono" w:hAnsi="Roboto Mono"/>
-          <w:lang w:val="en-US"/>
-        </w:rPr>
-      </w:pPr>
-      <w:r>
-        <w:rPr>
-          <w:rFonts w:ascii="Roboto Mono" w:hAnsi="Roboto Mono"/>
-          <w:lang w:val="en-US"/>
+          <w:rFonts w:ascii="Arial" w:eastAsia="Arial" w:hAnsi="Arial" w:cs="Arial"/>
+          <w:color w:val="000000"/>
+          <w:sz w:val="18"/>
+          <w:highlight w:val="lightGray"/>
+        </w:rPr>
+        <w:t xml:space="preserve">5 Mini)] </w:t>
+      </w:r>
+      <w:r>
+        <w:rPr>
+          <w:rFonts w:ascii="Arial" w:eastAsia="Arial" w:hAnsi="Arial" w:cs="Arial"/>
+          <w:b/>
+          <w:color w:val="000000"/>
+          <w:sz w:val="18"/>
+          <w:highlight w:val="lightGray"/>
+        </w:rPr>
+        <w:t>on</w:t>
+      </w:r>
+      <w:r>
+        <w:rPr>
+          <w:rFonts w:ascii="Arial" w:eastAsia="Arial" w:hAnsi="Arial"/>
+          <w:sz w:val="18"/>
+          <w:highlight w:val="lightGray"/>
+        </w:rPr>
+        <w:t xml:space="preserve"> [9/13/2025]</w:t>
+      </w:r>
+    </w:p>
+    <w:p>
+      <w:pPr>
+        <w:rPr>
+          <w:rFonts w:ascii="Roboto Mono" w:hAnsi="Roboto Mono"/>
+        </w:rPr>
+      </w:pPr>
+      <w:r>
+        <w:rPr>
+          <w:rFonts w:ascii="Roboto Mono" w:hAnsi="Roboto Mono"/>
         </w:rPr>
         <w:t xml:space="preserve">In </w:t>
       </w:r>
@@ -1960,14 +2083,12 @@
           <w:rFonts w:ascii="Roboto Mono" w:hAnsi="Roboto Mono"/>
           <w:b/>
           <w:bCs/>
-          <w:lang w:val="en-US"/>
         </w:rPr>
         <w:t>Equivalence Partitioning (EP)</w:t>
       </w:r>
       <w:r>
         <w:rPr>
           <w:rFonts w:ascii="Roboto Mono" w:hAnsi="Roboto Mono"/>
-          <w:lang w:val="en-US"/>
         </w:rPr>
         <w:t>,</w:t>
       </w:r>
@@ -1978,7 +2099,6 @@
           <w:rFonts w:ascii="Roboto Mono" w:hAnsi="Roboto Mono"/>
           <w:b/>
           <w:bCs/>
-          <w:lang w:val="en-US"/>
         </w:rPr>
       </w:pPr>
       <w:r>
@@ -1986,7 +2106,6 @@
           <w:rFonts w:ascii="Segoe UI Emoji" w:hAnsi="Segoe UI Emoji" w:cs="Segoe UI Emoji"/>
           <w:b/>
           <w:bCs/>
-          <w:lang w:val="en-US"/>
         </w:rPr>
         <w:t>📌</w:t>
       </w:r>
@@ -1995,7 +2114,6 @@
           <w:rFonts w:ascii="Roboto Mono" w:hAnsi="Roboto Mono"/>
           <w:b/>
           <w:bCs/>
-          <w:lang w:val="en-US"/>
         </w:rPr>
         <w:t xml:space="preserve"> Definition of Coverage</w:t>
       </w:r>
@@ -2006,15 +2124,14 @@
           <w:ilvl w:val="0"/>
           <w:numId w:val="8"/>
         </w:numPr>
-        <w:rPr>
-          <w:rFonts w:ascii="Roboto Mono" w:hAnsi="Roboto Mono"/>
-          <w:lang w:val="en-US"/>
-        </w:rPr>
-      </w:pPr>
-      <w:r>
-        <w:rPr>
-          <w:rFonts w:ascii="Roboto Mono" w:hAnsi="Roboto Mono"/>
-          <w:lang w:val="en-US"/>
+        <w:spacing w:after="0" w:line="276" w:lineRule="auto"/>
+        <w:rPr>
+          <w:rFonts w:ascii="Roboto Mono" w:hAnsi="Roboto Mono"/>
+        </w:rPr>
+      </w:pPr>
+      <w:r>
+        <w:rPr>
+          <w:rFonts w:ascii="Roboto Mono" w:hAnsi="Roboto Mono"/>
         </w:rPr>
         <w:t xml:space="preserve">The </w:t>
       </w:r>
@@ -2023,14 +2140,12 @@
           <w:rFonts w:ascii="Roboto Mono" w:hAnsi="Roboto Mono"/>
           <w:b/>
           <w:bCs/>
-          <w:lang w:val="en-US"/>
         </w:rPr>
         <w:t>coverage items</w:t>
       </w:r>
       <w:r>
         <w:rPr>
           <w:rFonts w:ascii="Roboto Mono" w:hAnsi="Roboto Mono"/>
-          <w:lang w:val="en-US"/>
         </w:rPr>
         <w:t xml:space="preserve"> are the </w:t>
       </w:r>
@@ -2039,14 +2154,12 @@
           <w:rFonts w:ascii="Roboto Mono" w:hAnsi="Roboto Mono"/>
           <w:b/>
           <w:bCs/>
-          <w:lang w:val="en-US"/>
         </w:rPr>
         <w:t>equivalence partitions</w:t>
       </w:r>
       <w:r>
         <w:rPr>
           <w:rFonts w:ascii="Roboto Mono" w:hAnsi="Roboto Mono"/>
-          <w:lang w:val="en-US"/>
         </w:rPr>
         <w:t xml:space="preserve"> (valid and invalid).</w:t>
       </w:r>
@@ -2057,24 +2170,22 @@
           <w:ilvl w:val="0"/>
           <w:numId w:val="8"/>
         </w:numPr>
-        <w:rPr>
-          <w:rFonts w:ascii="Roboto Mono" w:hAnsi="Roboto Mono"/>
-          <w:lang w:val="en-US"/>
-        </w:rPr>
-      </w:pPr>
-      <w:r>
-        <w:rPr>
-          <w:rFonts w:ascii="Roboto Mono" w:hAnsi="Roboto Mono"/>
-          <w:b/>
-          <w:bCs/>
-          <w:lang w:val="en-US"/>
+        <w:spacing w:after="0" w:line="276" w:lineRule="auto"/>
+        <w:rPr>
+          <w:rFonts w:ascii="Roboto Mono" w:hAnsi="Roboto Mono"/>
+        </w:rPr>
+      </w:pPr>
+      <w:r>
+        <w:rPr>
+          <w:rFonts w:ascii="Roboto Mono" w:hAnsi="Roboto Mono"/>
+          <w:b/>
+          <w:bCs/>
         </w:rPr>
         <w:t>Coverage</w:t>
       </w:r>
       <w:r>
         <w:rPr>
           <w:rFonts w:ascii="Roboto Mono" w:hAnsi="Roboto Mono"/>
-          <w:lang w:val="en-US"/>
         </w:rPr>
         <w:t xml:space="preserve"> = the proportion of identified partitions that are exercised by at least one test case.</w:t>
       </w:r>
@@ -2085,7 +2196,6 @@
           <w:rFonts w:ascii="Roboto Mono" w:hAnsi="Roboto Mono"/>
           <w:b/>
           <w:bCs/>
-          <w:lang w:val="en-US"/>
         </w:rPr>
       </w:pPr>
       <w:r>
@@ -2093,7 +2203,6 @@
           <w:rFonts w:ascii="Segoe UI Emoji" w:hAnsi="Segoe UI Emoji" w:cs="Segoe UI Emoji"/>
           <w:b/>
           <w:bCs/>
-          <w:lang w:val="en-US"/>
         </w:rPr>
         <w:t>📊</w:t>
       </w:r>
@@ -2102,7 +2211,6 @@
           <w:rFonts w:ascii="Roboto Mono" w:hAnsi="Roboto Mono"/>
           <w:b/>
           <w:bCs/>
-          <w:lang w:val="en-US"/>
         </w:rPr>
         <w:t xml:space="preserve"> Formula</w:t>
       </w:r>
@@ -2113,7 +2221,6 @@
           <w:rFonts w:ascii="Roboto Mono" w:hAnsi="Roboto Mono"/>
           <w:b/>
           <w:bCs/>
-          <w:lang w:val="en-US"/>
         </w:rPr>
       </w:pPr>
       <w:r>
@@ -2121,7 +2228,7 @@
           <w:noProof/>
         </w:rPr>
         <w:drawing>
-          <wp:inline distT="0" distB="0" distL="0" distR="0" wp14:anchorId="49FB1FCE" wp14:editId="41FFFC80">
+          <wp:inline distT="0" distB="0" distL="0" distR="0" wp14:anchorId="0C8B6A3A" wp14:editId="5B76F23C">
             <wp:extent cx="5943600" cy="619760"/>
             <wp:effectExtent l="0" t="0" r="0" b="8890"/>
             <wp:docPr id="832203986" name="Picture 1"/>
@@ -2161,15 +2268,12 @@
       <w:pPr>
         <w:rPr>
           <w:rFonts w:ascii="Roboto Mono" w:hAnsi="Roboto Mono"/>
-          <w:lang w:val="en-US"/>
-        </w:rPr>
-      </w:pPr>
-      <w:r>
-        <w:rPr>
-          <w:rFonts w:ascii="Roboto Mono" w:hAnsi="Roboto Mono"/>
-          <w:lang w:val="en-US"/>
-        </w:rPr>
-        <w:lastRenderedPageBreak/>
+        </w:rPr>
+      </w:pPr>
+      <w:r>
+        <w:rPr>
+          <w:rFonts w:ascii="Roboto Mono" w:hAnsi="Roboto Mono"/>
+        </w:rPr>
         <w:t xml:space="preserve">EP Coverage (%)=Number of partitions exercised by at least one test caseTotal number of identified partitions×100\text{EP Coverage (\%)} = \frac{\text{Number of partitions exercised by at least one test case}}{\text{Total number of identified partitions}} \times 100 </w:t>
       </w:r>
     </w:p>
@@ -2177,17 +2281,15 @@
       <w:pPr>
         <w:rPr>
           <w:rFonts w:ascii="Roboto Mono" w:hAnsi="Roboto Mono"/>
-          <w:lang w:val="en-US"/>
-        </w:rPr>
-      </w:pPr>
-    </w:p>
-    <w:p>
-      <w:pPr>
-        <w:rPr>
-          <w:rFonts w:ascii="Roboto Mono" w:hAnsi="Roboto Mono"/>
-          <w:b/>
-          <w:bCs/>
-          <w:lang w:val="en-US"/>
+        </w:rPr>
+      </w:pPr>
+    </w:p>
+    <w:p>
+      <w:pPr>
+        <w:rPr>
+          <w:rFonts w:ascii="Roboto Mono" w:hAnsi="Roboto Mono"/>
+          <w:b/>
+          <w:bCs/>
         </w:rPr>
       </w:pPr>
       <w:r>
@@ -2195,7 +2297,6 @@
           <w:rFonts w:ascii="Segoe UI Emoji" w:hAnsi="Segoe UI Emoji" w:cs="Segoe UI Emoji"/>
           <w:b/>
           <w:bCs/>
-          <w:lang w:val="en-US"/>
         </w:rPr>
         <w:t>✅</w:t>
       </w:r>
@@ -2204,7 +2305,6 @@
           <w:rFonts w:ascii="Roboto Mono" w:hAnsi="Roboto Mono"/>
           <w:b/>
           <w:bCs/>
-          <w:lang w:val="en-US"/>
         </w:rPr>
         <w:t xml:space="preserve"> Example</w:t>
       </w:r>
@@ -2215,7 +2315,6 @@
           <w:rFonts w:ascii="Roboto Mono" w:hAnsi="Roboto Mono"/>
           <w:b/>
           <w:bCs/>
-          <w:lang w:val="en-US"/>
         </w:rPr>
       </w:pPr>
       <w:r>
@@ -2223,7 +2322,7 @@
           <w:noProof/>
         </w:rPr>
         <w:drawing>
-          <wp:inline distT="0" distB="0" distL="0" distR="0" wp14:anchorId="14868C1A" wp14:editId="08B96D82">
+          <wp:inline distT="0" distB="0" distL="0" distR="0" wp14:anchorId="7D37C65A" wp14:editId="5FC173BD">
             <wp:extent cx="5943600" cy="948055"/>
             <wp:effectExtent l="0" t="0" r="0" b="4445"/>
             <wp:docPr id="1825839435" name="Picture 1"/>
@@ -2263,13 +2362,11 @@
       <w:pPr>
         <w:rPr>
           <w:rFonts w:ascii="Roboto Mono" w:hAnsi="Roboto Mono"/>
-          <w:lang w:val="en-US"/>
-        </w:rPr>
-      </w:pPr>
-      <w:r>
-        <w:rPr>
-          <w:rFonts w:ascii="Roboto Mono" w:hAnsi="Roboto Mono"/>
-          <w:lang w:val="en-US"/>
+        </w:rPr>
+      </w:pPr>
+      <w:r>
+        <w:rPr>
+          <w:rFonts w:ascii="Roboto Mono" w:hAnsi="Roboto Mono"/>
         </w:rPr>
         <w:t xml:space="preserve">If you identify </w:t>
       </w:r>
@@ -2278,14 +2375,12 @@
           <w:rFonts w:ascii="Roboto Mono" w:hAnsi="Roboto Mono"/>
           <w:b/>
           <w:bCs/>
-          <w:lang w:val="en-US"/>
         </w:rPr>
         <w:t>5 partitions</w:t>
       </w:r>
       <w:r>
         <w:rPr>
           <w:rFonts w:ascii="Roboto Mono" w:hAnsi="Roboto Mono"/>
-          <w:lang w:val="en-US"/>
         </w:rPr>
         <w:t xml:space="preserve"> (say 3 valid + 2 invalid):</w:t>
       </w:r>
@@ -2296,28 +2391,23 @@
           <w:ilvl w:val="0"/>
           <w:numId w:val="9"/>
         </w:numPr>
-        <w:rPr>
-          <w:rFonts w:ascii="Roboto Mono" w:hAnsi="Roboto Mono"/>
-          <w:lang w:val="en-US"/>
-        </w:rPr>
-      </w:pPr>
-      <w:r>
-        <w:rPr>
-          <w:rFonts w:ascii="Roboto Mono" w:hAnsi="Roboto Mono"/>
-          <w:lang w:val="en-US"/>
+        <w:spacing w:after="0" w:line="276" w:lineRule="auto"/>
+        <w:rPr>
+          <w:rFonts w:ascii="Roboto Mono" w:hAnsi="Roboto Mono"/>
+        </w:rPr>
+      </w:pPr>
+      <w:r>
+        <w:rPr>
+          <w:rFonts w:ascii="Roboto Mono" w:hAnsi="Roboto Mono"/>
         </w:rPr>
         <w:t xml:space="preserve">Your test cases exercise 4 of them </w:t>
       </w:r>
       <w:r>
-        <w:rPr>
-          <w:lang w:val="en-US"/>
-        </w:rPr>
         <w:t>→</w:t>
       </w:r>
       <w:r>
         <w:rPr>
           <w:rFonts w:ascii="Roboto Mono" w:hAnsi="Roboto Mono"/>
-          <w:lang w:val="en-US"/>
         </w:rPr>
         <w:t xml:space="preserve"> coverage = 45×100=80%\frac{4}{5} \times 100 = 80\%.</w:t>
       </w:r>
@@ -2328,15 +2418,14 @@
           <w:ilvl w:val="0"/>
           <w:numId w:val="9"/>
         </w:numPr>
-        <w:rPr>
-          <w:rFonts w:ascii="Roboto Mono" w:hAnsi="Roboto Mono"/>
-          <w:lang w:val="en-US"/>
-        </w:rPr>
-      </w:pPr>
-      <w:r>
-        <w:rPr>
-          <w:rFonts w:ascii="Roboto Mono" w:hAnsi="Roboto Mono"/>
-          <w:lang w:val="en-US"/>
+        <w:spacing w:after="0" w:line="276" w:lineRule="auto"/>
+        <w:rPr>
+          <w:rFonts w:ascii="Roboto Mono" w:hAnsi="Roboto Mono"/>
+        </w:rPr>
+      </w:pPr>
+      <w:r>
+        <w:rPr>
+          <w:rFonts w:ascii="Roboto Mono" w:hAnsi="Roboto Mono"/>
         </w:rPr>
         <w:t xml:space="preserve">To get </w:t>
       </w:r>
@@ -2345,14 +2434,12 @@
           <w:rFonts w:ascii="Roboto Mono" w:hAnsi="Roboto Mono"/>
           <w:b/>
           <w:bCs/>
-          <w:lang w:val="en-US"/>
         </w:rPr>
         <w:t>100% EP coverage</w:t>
       </w:r>
       <w:r>
         <w:rPr>
           <w:rFonts w:ascii="Roboto Mono" w:hAnsi="Roboto Mono"/>
-          <w:lang w:val="en-US"/>
         </w:rPr>
         <w:t xml:space="preserve">, you must test at least one value from </w:t>
       </w:r>
@@ -2361,14 +2448,12 @@
           <w:rFonts w:ascii="Roboto Mono" w:hAnsi="Roboto Mono"/>
           <w:b/>
           <w:bCs/>
-          <w:lang w:val="en-US"/>
         </w:rPr>
         <w:t>each partition</w:t>
       </w:r>
       <w:r>
         <w:rPr>
           <w:rFonts w:ascii="Roboto Mono" w:hAnsi="Roboto Mono"/>
-          <w:lang w:val="en-US"/>
         </w:rPr>
         <w:t>.</w:t>
       </w:r>
@@ -2377,15 +2462,13 @@
       <w:pPr>
         <w:rPr>
           <w:rFonts w:ascii="Roboto Mono" w:hAnsi="Roboto Mono"/>
-          <w:lang w:val="en-US"/>
-        </w:rPr>
-      </w:pPr>
-      <w:r>
-        <w:rPr>
-          <w:rFonts w:ascii="Roboto Mono" w:hAnsi="Roboto Mono"/>
-          <w:lang w:val="en-US"/>
-        </w:rPr>
-        <w:pict w14:anchorId="5BB8F86F">
+        </w:rPr>
+      </w:pPr>
+      <w:r>
+        <w:rPr>
+          <w:rFonts w:ascii="Roboto Mono" w:hAnsi="Roboto Mono"/>
+        </w:rPr>
+        <w:pict w14:anchorId="74715136">
           <v:rect id="_x0000_i1033" style="width:0;height:1.5pt" o:hralign="center" o:hrstd="t" o:hr="t" fillcolor="#a0a0a0" stroked="f"/>
         </w:pict>
       </w:r>
@@ -2394,20 +2477,17 @@
       <w:pPr>
         <w:rPr>
           <w:rFonts w:ascii="Roboto Mono" w:hAnsi="Roboto Mono"/>
-          <w:lang w:val="en-US"/>
         </w:rPr>
       </w:pPr>
       <w:r>
         <w:rPr>
           <w:rFonts w:ascii="Segoe UI Emoji" w:hAnsi="Segoe UI Emoji" w:cs="Segoe UI Emoji"/>
-          <w:lang w:val="en-US"/>
         </w:rPr>
         <w:t>👉</w:t>
       </w:r>
       <w:r>
         <w:rPr>
           <w:rFonts w:ascii="Roboto Mono" w:hAnsi="Roboto Mono"/>
-          <w:lang w:val="en-US"/>
         </w:rPr>
         <w:t xml:space="preserve"> So, in short: </w:t>
       </w:r>
@@ -2416,7 +2496,6 @@
           <w:rFonts w:ascii="Roboto Mono" w:hAnsi="Roboto Mono"/>
           <w:b/>
           <w:bCs/>
-          <w:lang w:val="en-US"/>
         </w:rPr>
         <w:t>EP coverage measures how many partitions you actually tested compared to how many you identified.</w:t>
       </w:r>
@@ -2425,7 +2504,6 @@
       <w:pPr>
         <w:rPr>
           <w:rFonts w:ascii="Roboto Mono" w:hAnsi="Roboto Mono"/>
-          <w:lang w:val="en-US"/>
         </w:rPr>
       </w:pPr>
     </w:p>
@@ -2434,27 +2512,23 @@
       <w:pPr>
         <w:rPr>
           <w:rFonts w:ascii="Roboto Mono" w:hAnsi="Roboto Mono"/>
-          <w:lang w:val="en-US"/>
-        </w:rPr>
-      </w:pPr>
-      <w:r>
-        <w:rPr>
-          <w:rFonts w:ascii="Roboto Mono" w:hAnsi="Roboto Mono"/>
-          <w:lang w:val="en-US"/>
+        </w:rPr>
+      </w:pPr>
+      <w:r>
+        <w:rPr>
+          <w:rFonts w:ascii="Roboto Mono" w:hAnsi="Roboto Mono"/>
         </w:rPr>
         <w:t xml:space="preserve">Got it </w:t>
       </w:r>
       <w:r>
         <w:rPr>
           <w:rFonts w:ascii="Segoe UI Emoji" w:hAnsi="Segoe UI Emoji" w:cs="Segoe UI Emoji"/>
-          <w:lang w:val="en-US"/>
         </w:rPr>
         <w:t>👍</w:t>
       </w:r>
       <w:r>
         <w:rPr>
           <w:rFonts w:ascii="Roboto Mono" w:hAnsi="Roboto Mono"/>
-          <w:lang w:val="en-US"/>
         </w:rPr>
         <w:t xml:space="preserve"> Let’s walk through a </w:t>
       </w:r>
@@ -2463,14 +2537,12 @@
           <w:rFonts w:ascii="Roboto Mono" w:hAnsi="Roboto Mono"/>
           <w:b/>
           <w:bCs/>
-          <w:lang w:val="en-US"/>
         </w:rPr>
         <w:t>practical example</w:t>
       </w:r>
       <w:r>
         <w:rPr>
           <w:rFonts w:ascii="Roboto Mono" w:hAnsi="Roboto Mono"/>
-          <w:lang w:val="en-US"/>
         </w:rPr>
         <w:t xml:space="preserve"> of </w:t>
       </w:r>
@@ -2479,14 +2551,12 @@
           <w:rFonts w:ascii="Roboto Mono" w:hAnsi="Roboto Mono"/>
           <w:b/>
           <w:bCs/>
-          <w:lang w:val="en-US"/>
         </w:rPr>
         <w:t>Equivalence Partitioning (EP) coverage</w:t>
       </w:r>
       <w:r>
         <w:rPr>
           <w:rFonts w:ascii="Roboto Mono" w:hAnsi="Roboto Mono"/>
-          <w:lang w:val="en-US"/>
         </w:rPr>
         <w:t>:</w:t>
       </w:r>
@@ -2495,15 +2565,13 @@
       <w:pPr>
         <w:rPr>
           <w:rFonts w:ascii="Roboto Mono" w:hAnsi="Roboto Mono"/>
-          <w:lang w:val="en-US"/>
-        </w:rPr>
-      </w:pPr>
-      <w:r>
-        <w:rPr>
-          <w:rFonts w:ascii="Roboto Mono" w:hAnsi="Roboto Mono"/>
-          <w:lang w:val="en-US"/>
-        </w:rPr>
-        <w:pict w14:anchorId="621F94D6">
+        </w:rPr>
+      </w:pPr>
+      <w:r>
+        <w:rPr>
+          <w:rFonts w:ascii="Roboto Mono" w:hAnsi="Roboto Mono"/>
+        </w:rPr>
+        <w:pict w14:anchorId="3A458066">
           <v:rect id="_x0000_i1034" style="width:0;height:1.5pt" o:hralign="center" o:hrstd="t" o:hr="t" fillcolor="#a0a0a0" stroked="f"/>
         </w:pict>
       </w:r>
@@ -2514,15 +2582,13 @@
           <w:rFonts w:ascii="Roboto Mono" w:hAnsi="Roboto Mono"/>
           <w:b/>
           <w:bCs/>
-          <w:lang w:val="en-US"/>
-        </w:rPr>
-      </w:pPr>
-      <w:r>
-        <w:rPr>
-          <w:rFonts w:ascii="Roboto Mono" w:hAnsi="Roboto Mono"/>
-          <w:b/>
-          <w:bCs/>
-          <w:lang w:val="en-US"/>
+        </w:rPr>
+      </w:pPr>
+      <w:r>
+        <w:rPr>
+          <w:rFonts w:ascii="Roboto Mono" w:hAnsi="Roboto Mono"/>
+          <w:b/>
+          <w:bCs/>
         </w:rPr>
         <w:t>Example: Age Input Field</w:t>
       </w:r>
@@ -2531,13 +2597,11 @@
       <w:pPr>
         <w:rPr>
           <w:rFonts w:ascii="Roboto Mono" w:hAnsi="Roboto Mono"/>
-          <w:lang w:val="en-US"/>
-        </w:rPr>
-      </w:pPr>
-      <w:r>
-        <w:rPr>
-          <w:rFonts w:ascii="Roboto Mono" w:hAnsi="Roboto Mono"/>
-          <w:lang w:val="en-US"/>
+        </w:rPr>
+      </w:pPr>
+      <w:r>
+        <w:rPr>
+          <w:rFonts w:ascii="Roboto Mono" w:hAnsi="Roboto Mono"/>
         </w:rPr>
         <w:t xml:space="preserve">Suppose a system accepts an </w:t>
       </w:r>
@@ -2546,14 +2610,12 @@
           <w:rFonts w:ascii="Roboto Mono" w:hAnsi="Roboto Mono"/>
           <w:b/>
           <w:bCs/>
-          <w:lang w:val="en-US"/>
         </w:rPr>
         <w:t>age</w:t>
       </w:r>
       <w:r>
         <w:rPr>
           <w:rFonts w:ascii="Roboto Mono" w:hAnsi="Roboto Mono"/>
-          <w:lang w:val="en-US"/>
         </w:rPr>
         <w:t xml:space="preserve"> input from </w:t>
       </w:r>
@@ -2562,14 +2624,12 @@
           <w:rFonts w:ascii="Roboto Mono" w:hAnsi="Roboto Mono"/>
           <w:b/>
           <w:bCs/>
-          <w:lang w:val="en-US"/>
         </w:rPr>
         <w:t>18 to 60</w:t>
       </w:r>
       <w:r>
         <w:rPr>
           <w:rFonts w:ascii="Roboto Mono" w:hAnsi="Roboto Mono"/>
-          <w:lang w:val="en-US"/>
         </w:rPr>
         <w:t xml:space="preserve"> (inclusive).</w:t>
       </w:r>
@@ -2580,15 +2640,13 @@
           <w:rFonts w:ascii="Roboto Mono" w:hAnsi="Roboto Mono"/>
           <w:b/>
           <w:bCs/>
-          <w:lang w:val="en-US"/>
-        </w:rPr>
-      </w:pPr>
-      <w:r>
-        <w:rPr>
-          <w:rFonts w:ascii="Roboto Mono" w:hAnsi="Roboto Mono"/>
-          <w:b/>
-          <w:bCs/>
-          <w:lang w:val="en-US"/>
+        </w:rPr>
+      </w:pPr>
+      <w:r>
+        <w:rPr>
+          <w:rFonts w:ascii="Roboto Mono" w:hAnsi="Roboto Mono"/>
+          <w:b/>
+          <w:bCs/>
         </w:rPr>
         <w:t>Step 1: Identify partitions</w:t>
       </w:r>
@@ -2599,37 +2657,31 @@
           <w:ilvl w:val="0"/>
           <w:numId w:val="10"/>
         </w:numPr>
-        <w:rPr>
-          <w:rFonts w:ascii="Roboto Mono" w:hAnsi="Roboto Mono"/>
-          <w:lang w:val="en-US"/>
-        </w:rPr>
-      </w:pPr>
-      <w:r>
-        <w:rPr>
-          <w:rFonts w:ascii="Roboto Mono" w:hAnsi="Roboto Mono"/>
-          <w:b/>
-          <w:bCs/>
-          <w:lang w:val="en-US"/>
+        <w:spacing w:after="0" w:line="276" w:lineRule="auto"/>
+        <w:rPr>
+          <w:rFonts w:ascii="Roboto Mono" w:hAnsi="Roboto Mono"/>
+        </w:rPr>
+      </w:pPr>
+      <w:r>
+        <w:rPr>
+          <w:rFonts w:ascii="Roboto Mono" w:hAnsi="Roboto Mono"/>
+          <w:b/>
+          <w:bCs/>
         </w:rPr>
         <w:t>Valid partition</w:t>
       </w:r>
       <w:r>
         <w:rPr>
           <w:rFonts w:ascii="Roboto Mono" w:hAnsi="Roboto Mono"/>
-          <w:lang w:val="en-US"/>
         </w:rPr>
         <w:t xml:space="preserve">: 18 </w:t>
       </w:r>
       <w:r>
-        <w:rPr>
-          <w:lang w:val="en-US"/>
-        </w:rPr>
         <w:t>→</w:t>
       </w:r>
       <w:r>
         <w:rPr>
           <w:rFonts w:ascii="Roboto Mono" w:hAnsi="Roboto Mono"/>
-          <w:lang w:val="en-US"/>
         </w:rPr>
         <w:t xml:space="preserve"> 60</w:t>
       </w:r>
@@ -2640,24 +2692,22 @@
           <w:ilvl w:val="0"/>
           <w:numId w:val="10"/>
         </w:numPr>
-        <w:rPr>
-          <w:rFonts w:ascii="Roboto Mono" w:hAnsi="Roboto Mono"/>
-          <w:lang w:val="en-US"/>
-        </w:rPr>
-      </w:pPr>
-      <w:r>
-        <w:rPr>
-          <w:rFonts w:ascii="Roboto Mono" w:hAnsi="Roboto Mono"/>
-          <w:b/>
-          <w:bCs/>
-          <w:lang w:val="en-US"/>
+        <w:spacing w:after="0" w:line="276" w:lineRule="auto"/>
+        <w:rPr>
+          <w:rFonts w:ascii="Roboto Mono" w:hAnsi="Roboto Mono"/>
+        </w:rPr>
+      </w:pPr>
+      <w:r>
+        <w:rPr>
+          <w:rFonts w:ascii="Roboto Mono" w:hAnsi="Roboto Mono"/>
+          <w:b/>
+          <w:bCs/>
         </w:rPr>
         <w:t>Invalid partition 1</w:t>
       </w:r>
       <w:r>
         <w:rPr>
           <w:rFonts w:ascii="Roboto Mono" w:hAnsi="Roboto Mono"/>
-          <w:lang w:val="en-US"/>
         </w:rPr>
         <w:t>: less than 18</w:t>
       </w:r>
@@ -2668,24 +2718,22 @@
           <w:ilvl w:val="0"/>
           <w:numId w:val="10"/>
         </w:numPr>
-        <w:rPr>
-          <w:rFonts w:ascii="Roboto Mono" w:hAnsi="Roboto Mono"/>
-          <w:lang w:val="en-US"/>
-        </w:rPr>
-      </w:pPr>
-      <w:r>
-        <w:rPr>
-          <w:rFonts w:ascii="Roboto Mono" w:hAnsi="Roboto Mono"/>
-          <w:b/>
-          <w:bCs/>
-          <w:lang w:val="en-US"/>
+        <w:spacing w:after="0" w:line="276" w:lineRule="auto"/>
+        <w:rPr>
+          <w:rFonts w:ascii="Roboto Mono" w:hAnsi="Roboto Mono"/>
+        </w:rPr>
+      </w:pPr>
+      <w:r>
+        <w:rPr>
+          <w:rFonts w:ascii="Roboto Mono" w:hAnsi="Roboto Mono"/>
+          <w:b/>
+          <w:bCs/>
         </w:rPr>
         <w:t>Invalid partition 2</w:t>
       </w:r>
       <w:r>
         <w:rPr>
           <w:rFonts w:ascii="Roboto Mono" w:hAnsi="Roboto Mono"/>
-          <w:lang w:val="en-US"/>
         </w:rPr>
         <w:t>: greater than 60</w:t>
       </w:r>
@@ -2696,15 +2744,13 @@
           <w:rFonts w:ascii="Roboto Mono" w:hAnsi="Roboto Mono"/>
           <w:b/>
           <w:bCs/>
-          <w:lang w:val="en-US"/>
-        </w:rPr>
-      </w:pPr>
-      <w:r>
-        <w:rPr>
-          <w:rFonts w:ascii="Roboto Mono" w:hAnsi="Roboto Mono"/>
-          <w:b/>
-          <w:bCs/>
-          <w:lang w:val="en-US"/>
+        </w:rPr>
+      </w:pPr>
+      <w:r>
+        <w:rPr>
+          <w:rFonts w:ascii="Roboto Mono" w:hAnsi="Roboto Mono"/>
+          <w:b/>
+          <w:bCs/>
         </w:rPr>
         <w:t>Step 2: Choose representative test values</w:t>
       </w:r>
@@ -2715,15 +2761,14 @@
           <w:ilvl w:val="0"/>
           <w:numId w:val="11"/>
         </w:numPr>
-        <w:rPr>
-          <w:rFonts w:ascii="Roboto Mono" w:hAnsi="Roboto Mono"/>
-          <w:lang w:val="en-US"/>
-        </w:rPr>
-      </w:pPr>
-      <w:r>
-        <w:rPr>
-          <w:rFonts w:ascii="Roboto Mono" w:hAnsi="Roboto Mono"/>
-          <w:lang w:val="en-US"/>
+        <w:spacing w:after="0" w:line="276" w:lineRule="auto"/>
+        <w:rPr>
+          <w:rFonts w:ascii="Roboto Mono" w:hAnsi="Roboto Mono"/>
+        </w:rPr>
+      </w:pPr>
+      <w:r>
+        <w:rPr>
+          <w:rFonts w:ascii="Roboto Mono" w:hAnsi="Roboto Mono"/>
         </w:rPr>
         <w:t xml:space="preserve">From </w:t>
       </w:r>
@@ -2732,14 +2777,12 @@
           <w:rFonts w:ascii="Roboto Mono" w:hAnsi="Roboto Mono"/>
           <w:b/>
           <w:bCs/>
-          <w:lang w:val="en-US"/>
         </w:rPr>
         <w:t>valid partition</w:t>
       </w:r>
       <w:r>
         <w:rPr>
           <w:rFonts w:ascii="Roboto Mono" w:hAnsi="Roboto Mono"/>
-          <w:lang w:val="en-US"/>
         </w:rPr>
         <w:t>: pick 25</w:t>
       </w:r>
@@ -2750,15 +2793,14 @@
           <w:ilvl w:val="0"/>
           <w:numId w:val="11"/>
         </w:numPr>
-        <w:rPr>
-          <w:rFonts w:ascii="Roboto Mono" w:hAnsi="Roboto Mono"/>
-          <w:lang w:val="en-US"/>
-        </w:rPr>
-      </w:pPr>
-      <w:r>
-        <w:rPr>
-          <w:rFonts w:ascii="Roboto Mono" w:hAnsi="Roboto Mono"/>
-          <w:lang w:val="en-US"/>
+        <w:spacing w:after="0" w:line="276" w:lineRule="auto"/>
+        <w:rPr>
+          <w:rFonts w:ascii="Roboto Mono" w:hAnsi="Roboto Mono"/>
+        </w:rPr>
+      </w:pPr>
+      <w:r>
+        <w:rPr>
+          <w:rFonts w:ascii="Roboto Mono" w:hAnsi="Roboto Mono"/>
         </w:rPr>
         <w:t xml:space="preserve">From </w:t>
       </w:r>
@@ -2767,14 +2809,12 @@
           <w:rFonts w:ascii="Roboto Mono" w:hAnsi="Roboto Mono"/>
           <w:b/>
           <w:bCs/>
-          <w:lang w:val="en-US"/>
         </w:rPr>
         <w:t>invalid partition 1</w:t>
       </w:r>
       <w:r>
         <w:rPr>
           <w:rFonts w:ascii="Roboto Mono" w:hAnsi="Roboto Mono"/>
-          <w:lang w:val="en-US"/>
         </w:rPr>
         <w:t>: pick 10</w:t>
       </w:r>
@@ -2785,15 +2825,14 @@
           <w:ilvl w:val="0"/>
           <w:numId w:val="11"/>
         </w:numPr>
-        <w:rPr>
-          <w:rFonts w:ascii="Roboto Mono" w:hAnsi="Roboto Mono"/>
-          <w:lang w:val="en-US"/>
-        </w:rPr>
-      </w:pPr>
-      <w:r>
-        <w:rPr>
-          <w:rFonts w:ascii="Roboto Mono" w:hAnsi="Roboto Mono"/>
-          <w:lang w:val="en-US"/>
+        <w:spacing w:after="0" w:line="276" w:lineRule="auto"/>
+        <w:rPr>
+          <w:rFonts w:ascii="Roboto Mono" w:hAnsi="Roboto Mono"/>
+        </w:rPr>
+      </w:pPr>
+      <w:r>
+        <w:rPr>
+          <w:rFonts w:ascii="Roboto Mono" w:hAnsi="Roboto Mono"/>
         </w:rPr>
         <w:t xml:space="preserve">From </w:t>
       </w:r>
@@ -2802,14 +2841,12 @@
           <w:rFonts w:ascii="Roboto Mono" w:hAnsi="Roboto Mono"/>
           <w:b/>
           <w:bCs/>
-          <w:lang w:val="en-US"/>
         </w:rPr>
         <w:t>invalid partition 2</w:t>
       </w:r>
       <w:r>
         <w:rPr>
           <w:rFonts w:ascii="Roboto Mono" w:hAnsi="Roboto Mono"/>
-          <w:lang w:val="en-US"/>
         </w:rPr>
         <w:t>: pick 70</w:t>
       </w:r>
@@ -2820,15 +2857,13 @@
           <w:rFonts w:ascii="Roboto Mono" w:hAnsi="Roboto Mono"/>
           <w:b/>
           <w:bCs/>
-          <w:lang w:val="en-US"/>
-        </w:rPr>
-      </w:pPr>
-      <w:r>
-        <w:rPr>
-          <w:rFonts w:ascii="Roboto Mono" w:hAnsi="Roboto Mono"/>
-          <w:b/>
-          <w:bCs/>
-          <w:lang w:val="en-US"/>
+        </w:rPr>
+      </w:pPr>
+      <w:r>
+        <w:rPr>
+          <w:rFonts w:ascii="Roboto Mono" w:hAnsi="Roboto Mono"/>
+          <w:b/>
+          <w:bCs/>
         </w:rPr>
         <w:t>Step 3: Define coverage</w:t>
       </w:r>
@@ -2837,13 +2872,11 @@
       <w:pPr>
         <w:rPr>
           <w:rFonts w:ascii="Roboto Mono" w:hAnsi="Roboto Mono"/>
-          <w:lang w:val="en-US"/>
-        </w:rPr>
-      </w:pPr>
-      <w:r>
-        <w:rPr>
-          <w:rFonts w:ascii="Roboto Mono" w:hAnsi="Roboto Mono"/>
-          <w:lang w:val="en-US"/>
+        </w:rPr>
+      </w:pPr>
+      <w:r>
+        <w:rPr>
+          <w:rFonts w:ascii="Roboto Mono" w:hAnsi="Roboto Mono"/>
         </w:rPr>
         <w:t xml:space="preserve">Coverage items = </w:t>
       </w:r>
@@ -2852,14 +2885,12 @@
           <w:rFonts w:ascii="Roboto Mono" w:hAnsi="Roboto Mono"/>
           <w:b/>
           <w:bCs/>
-          <w:lang w:val="en-US"/>
         </w:rPr>
         <w:t>all identified partitions</w:t>
       </w:r>
       <w:r>
         <w:rPr>
           <w:rFonts w:ascii="Roboto Mono" w:hAnsi="Roboto Mono"/>
-          <w:lang w:val="en-US"/>
         </w:rPr>
         <w:t xml:space="preserve"> (valid + invalid).</w:t>
       </w:r>
@@ -2868,13 +2899,11 @@
       <w:pPr>
         <w:rPr>
           <w:rFonts w:ascii="Roboto Mono" w:hAnsi="Roboto Mono"/>
-          <w:lang w:val="en-US"/>
-        </w:rPr>
-      </w:pPr>
-      <w:r>
-        <w:rPr>
-          <w:rFonts w:ascii="Roboto Mono" w:hAnsi="Roboto Mono"/>
-          <w:lang w:val="en-US"/>
+        </w:rPr>
+      </w:pPr>
+      <w:r>
+        <w:rPr>
+          <w:rFonts w:ascii="Roboto Mono" w:hAnsi="Roboto Mono"/>
         </w:rPr>
         <w:t xml:space="preserve">To achieve </w:t>
       </w:r>
@@ -2883,14 +2912,12 @@
           <w:rFonts w:ascii="Roboto Mono" w:hAnsi="Roboto Mono"/>
           <w:b/>
           <w:bCs/>
-          <w:lang w:val="en-US"/>
         </w:rPr>
         <w:t>100% EP coverage</w:t>
       </w:r>
       <w:r>
         <w:rPr>
           <w:rFonts w:ascii="Roboto Mono" w:hAnsi="Roboto Mono"/>
-          <w:lang w:val="en-US"/>
         </w:rPr>
         <w:t>:</w:t>
       </w:r>
@@ -2901,15 +2928,14 @@
           <w:ilvl w:val="0"/>
           <w:numId w:val="12"/>
         </w:numPr>
-        <w:rPr>
-          <w:rFonts w:ascii="Roboto Mono" w:hAnsi="Roboto Mono"/>
-          <w:lang w:val="en-US"/>
-        </w:rPr>
-      </w:pPr>
-      <w:r>
-        <w:rPr>
-          <w:rFonts w:ascii="Roboto Mono" w:hAnsi="Roboto Mono"/>
-          <w:lang w:val="en-US"/>
+        <w:spacing w:after="0" w:line="276" w:lineRule="auto"/>
+        <w:rPr>
+          <w:rFonts w:ascii="Roboto Mono" w:hAnsi="Roboto Mono"/>
+        </w:rPr>
+      </w:pPr>
+      <w:r>
+        <w:rPr>
+          <w:rFonts w:ascii="Roboto Mono" w:hAnsi="Roboto Mono"/>
         </w:rPr>
         <w:t xml:space="preserve">Test at least </w:t>
       </w:r>
@@ -2918,14 +2944,12 @@
           <w:rFonts w:ascii="Roboto Mono" w:hAnsi="Roboto Mono"/>
           <w:b/>
           <w:bCs/>
-          <w:lang w:val="en-US"/>
         </w:rPr>
         <w:t>one value per partition</w:t>
       </w:r>
       <w:r>
         <w:rPr>
           <w:rFonts w:ascii="Roboto Mono" w:hAnsi="Roboto Mono"/>
-          <w:lang w:val="en-US"/>
         </w:rPr>
         <w:t>.</w:t>
       </w:r>
@@ -2934,13 +2958,11 @@
       <w:pPr>
         <w:rPr>
           <w:rFonts w:ascii="Roboto Mono" w:hAnsi="Roboto Mono"/>
-          <w:lang w:val="en-US"/>
-        </w:rPr>
-      </w:pPr>
-      <w:r>
-        <w:rPr>
-          <w:rFonts w:ascii="Roboto Mono" w:hAnsi="Roboto Mono"/>
-          <w:lang w:val="en-US"/>
+        </w:rPr>
+      </w:pPr>
+      <w:r>
+        <w:rPr>
+          <w:rFonts w:ascii="Roboto Mono" w:hAnsi="Roboto Mono"/>
         </w:rPr>
         <w:t>Here:</w:t>
       </w:r>
@@ -2951,29 +2973,23 @@
           <w:ilvl w:val="0"/>
           <w:numId w:val="13"/>
         </w:numPr>
-        <w:rPr>
-          <w:rFonts w:ascii="Roboto Mono" w:hAnsi="Roboto Mono"/>
-          <w:lang w:val="en-US"/>
-        </w:rPr>
-      </w:pPr>
-      <w:r>
-        <w:rPr>
-          <w:rFonts w:ascii="Roboto Mono" w:hAnsi="Roboto Mono"/>
-          <w:lang w:val="en-US"/>
-        </w:rPr>
-        <w:lastRenderedPageBreak/>
+        <w:spacing w:after="0" w:line="276" w:lineRule="auto"/>
+        <w:rPr>
+          <w:rFonts w:ascii="Roboto Mono" w:hAnsi="Roboto Mono"/>
+        </w:rPr>
+      </w:pPr>
+      <w:r>
+        <w:rPr>
+          <w:rFonts w:ascii="Roboto Mono" w:hAnsi="Roboto Mono"/>
+        </w:rPr>
         <w:t xml:space="preserve">25 </w:t>
       </w:r>
       <w:r>
-        <w:rPr>
-          <w:lang w:val="en-US"/>
-        </w:rPr>
         <w:t>→</w:t>
       </w:r>
       <w:r>
         <w:rPr>
           <w:rFonts w:ascii="Roboto Mono" w:hAnsi="Roboto Mono"/>
-          <w:lang w:val="en-US"/>
         </w:rPr>
         <w:t xml:space="preserve"> covers valid partition</w:t>
       </w:r>
@@ -2984,28 +3000,23 @@
           <w:ilvl w:val="0"/>
           <w:numId w:val="13"/>
         </w:numPr>
-        <w:rPr>
-          <w:rFonts w:ascii="Roboto Mono" w:hAnsi="Roboto Mono"/>
-          <w:lang w:val="en-US"/>
-        </w:rPr>
-      </w:pPr>
-      <w:r>
-        <w:rPr>
-          <w:rFonts w:ascii="Roboto Mono" w:hAnsi="Roboto Mono"/>
-          <w:lang w:val="en-US"/>
+        <w:spacing w:after="0" w:line="276" w:lineRule="auto"/>
+        <w:rPr>
+          <w:rFonts w:ascii="Roboto Mono" w:hAnsi="Roboto Mono"/>
+        </w:rPr>
+      </w:pPr>
+      <w:r>
+        <w:rPr>
+          <w:rFonts w:ascii="Roboto Mono" w:hAnsi="Roboto Mono"/>
         </w:rPr>
         <w:t xml:space="preserve">10 </w:t>
       </w:r>
       <w:r>
-        <w:rPr>
-          <w:lang w:val="en-US"/>
-        </w:rPr>
         <w:t>→</w:t>
       </w:r>
       <w:r>
         <w:rPr>
           <w:rFonts w:ascii="Roboto Mono" w:hAnsi="Roboto Mono"/>
-          <w:lang w:val="en-US"/>
         </w:rPr>
         <w:t xml:space="preserve"> covers invalid partition 1</w:t>
       </w:r>
@@ -3016,28 +3027,23 @@
           <w:ilvl w:val="0"/>
           <w:numId w:val="13"/>
         </w:numPr>
-        <w:rPr>
-          <w:rFonts w:ascii="Roboto Mono" w:hAnsi="Roboto Mono"/>
-          <w:lang w:val="en-US"/>
-        </w:rPr>
-      </w:pPr>
-      <w:r>
-        <w:rPr>
-          <w:rFonts w:ascii="Roboto Mono" w:hAnsi="Roboto Mono"/>
-          <w:lang w:val="en-US"/>
+        <w:spacing w:after="0" w:line="276" w:lineRule="auto"/>
+        <w:rPr>
+          <w:rFonts w:ascii="Roboto Mono" w:hAnsi="Roboto Mono"/>
+        </w:rPr>
+      </w:pPr>
+      <w:r>
+        <w:rPr>
+          <w:rFonts w:ascii="Roboto Mono" w:hAnsi="Roboto Mono"/>
         </w:rPr>
         <w:t xml:space="preserve">70 </w:t>
       </w:r>
       <w:r>
-        <w:rPr>
-          <w:lang w:val="en-US"/>
-        </w:rPr>
         <w:t>→</w:t>
       </w:r>
       <w:r>
         <w:rPr>
           <w:rFonts w:ascii="Roboto Mono" w:hAnsi="Roboto Mono"/>
-          <w:lang w:val="en-US"/>
         </w:rPr>
         <w:t xml:space="preserve"> covers invalid partition 2</w:t>
       </w:r>
@@ -3046,20 +3052,17 @@
       <w:pPr>
         <w:rPr>
           <w:rFonts w:ascii="Roboto Mono" w:hAnsi="Roboto Mono"/>
-          <w:lang w:val="en-US"/>
         </w:rPr>
       </w:pPr>
       <w:r>
         <w:rPr>
           <w:rFonts w:ascii="Segoe UI Emoji" w:hAnsi="Segoe UI Emoji" w:cs="Segoe UI Emoji"/>
-          <w:lang w:val="en-US"/>
         </w:rPr>
         <w:t>✅</w:t>
       </w:r>
       <w:r>
         <w:rPr>
           <w:rFonts w:ascii="Roboto Mono" w:hAnsi="Roboto Mono"/>
-          <w:lang w:val="en-US"/>
         </w:rPr>
         <w:t xml:space="preserve"> Coverage achieved: </w:t>
       </w:r>
@@ -3068,7 +3071,6 @@
           <w:rFonts w:ascii="Roboto Mono" w:hAnsi="Roboto Mono"/>
           <w:b/>
           <w:bCs/>
-          <w:lang w:val="en-US"/>
         </w:rPr>
         <w:t>3/3 partitions = 100%</w:t>
       </w:r>
@@ -3077,15 +3079,13 @@
       <w:pPr>
         <w:rPr>
           <w:rFonts w:ascii="Roboto Mono" w:hAnsi="Roboto Mono"/>
-          <w:lang w:val="en-US"/>
-        </w:rPr>
-      </w:pPr>
-      <w:r>
-        <w:rPr>
-          <w:rFonts w:ascii="Roboto Mono" w:hAnsi="Roboto Mono"/>
-          <w:lang w:val="en-US"/>
-        </w:rPr>
-        <w:pict w14:anchorId="709DBFC3">
+        </w:rPr>
+      </w:pPr>
+      <w:r>
+        <w:rPr>
+          <w:rFonts w:ascii="Roboto Mono" w:hAnsi="Roboto Mono"/>
+        </w:rPr>
+        <w:pict w14:anchorId="175BA598">
           <v:rect id="_x0000_i1035" style="width:0;height:1.5pt" o:hralign="center" o:hrstd="t" o:hr="t" fillcolor="#a0a0a0" stroked="f"/>
         </w:pict>
       </w:r>
@@ -3094,20 +3094,17 @@
       <w:pPr>
         <w:rPr>
           <w:rFonts w:ascii="Roboto Mono" w:hAnsi="Roboto Mono"/>
-          <w:lang w:val="en-US"/>
         </w:rPr>
       </w:pPr>
       <w:r>
         <w:rPr>
           <w:rFonts w:ascii="Segoe UI Emoji" w:hAnsi="Segoe UI Emoji" w:cs="Segoe UI Emoji"/>
-          <w:lang w:val="en-US"/>
         </w:rPr>
         <w:t>👉</w:t>
       </w:r>
       <w:r>
         <w:rPr>
           <w:rFonts w:ascii="Roboto Mono" w:hAnsi="Roboto Mono"/>
-          <w:lang w:val="en-US"/>
         </w:rPr>
         <w:t xml:space="preserve"> The rule is simple: </w:t>
       </w:r>
@@ -3116,7 +3113,6 @@
           <w:rFonts w:ascii="Roboto Mono" w:hAnsi="Roboto Mono"/>
           <w:b/>
           <w:bCs/>
-          <w:lang w:val="en-US"/>
         </w:rPr>
         <w:t>each identified partition must be exercised by at least one test case.</w:t>
       </w:r>
@@ -3125,29 +3121,21 @@
       <w:pPr>
         <w:rPr>
           <w:rFonts w:ascii="Roboto Mono" w:hAnsi="Roboto Mono"/>
-          <w:lang w:val="en-US"/>
-        </w:rPr>
-      </w:pPr>
-    </w:p>
-    <w:p>
-      <w:pPr>
-        <w:rPr>
-          <w:rFonts w:ascii="Roboto Mono" w:hAnsi="Roboto Mono"/>
-          <w:lang w:val="en-US"/>
+        </w:rPr>
+      </w:pPr>
+    </w:p>
+    <w:p>
+      <w:pPr>
+        <w:rPr>
+          <w:rFonts w:ascii="Roboto Mono" w:hAnsi="Roboto Mono"/>
         </w:rPr>
       </w:pPr>
     </w:p>
     <w:p>
       <w:pPr>
         <w:pStyle w:val="Heading2"/>
-        <w:rPr>
-          <w:lang w:val="en-US"/>
-        </w:rPr>
-      </w:pPr>
-      <w:r>
-        <w:rPr>
-          <w:lang w:val="en-US"/>
-        </w:rPr>
+      </w:pPr>
+      <w:r>
         <w:t>Each Choice Coverage</w:t>
       </w:r>
     </w:p>
@@ -3157,64 +3145,88 @@
       </w:pPr>
       <w:r>
         <w:rPr>
-          <w:b/>
-          <w:shd w:val="clear" w:color="auto" w:fill="B7B7B7"/>
-        </w:rPr>
-        <w:t># Source</w:t>
-      </w:r>
-      <w:r>
-        <w:rPr>
-          <w:shd w:val="clear" w:color="auto" w:fill="B7B7B7"/>
-        </w:rPr>
-        <w:t xml:space="preserve">: </w:t>
-      </w:r>
-      <w:r>
-        <w:rPr>
-          <w:b/>
-          <w:shd w:val="clear" w:color="auto" w:fill="B7B7B7"/>
-        </w:rPr>
-        <w:t xml:space="preserve">Chatgpt </w:t>
-      </w:r>
-      <w:r>
-        <w:rPr>
-          <w:b/>
-          <w:sz w:val="14"/>
-          <w:szCs w:val="14"/>
-          <w:shd w:val="clear" w:color="auto" w:fill="B7B7B7"/>
-        </w:rPr>
-        <w:t>(GPT</w:t>
-      </w:r>
-      <w:r>
-        <w:rPr>
-          <w:rFonts w:ascii="Cambria Math" w:hAnsi="Cambria Math" w:cs="Cambria Math"/>
-          <w:b/>
-          <w:sz w:val="14"/>
-          <w:szCs w:val="14"/>
-          <w:shd w:val="clear" w:color="auto" w:fill="B7B7B7"/>
+          <w:rFonts w:ascii="Arial" w:eastAsia="Arial" w:hAnsi="Arial" w:cs="Arial"/>
+          <w:b/>
+          <w:color w:val="000000"/>
+          <w:sz w:val="18"/>
+          <w:highlight w:val="lightGray"/>
+        </w:rPr>
+        <w:t># Source: AI Source: Provided by: [Data Path</w:t>
+      </w:r>
+      <w:r>
+        <w:rPr>
+          <w:rFonts w:ascii="Arial" w:eastAsia="Arial" w:hAnsi="Arial" w:cs="Arial"/>
+          <w:color w:val="000000"/>
+          <w:sz w:val="18"/>
+          <w:highlight w:val="lightGray"/>
+        </w:rPr>
+        <w:t xml:space="preserve">: Persons Table -&gt; ID Column: 1, Name_En Column: Motasem Essam] -&gt; </w:t>
+      </w:r>
+      <w:r>
+        <w:rPr>
+          <w:rFonts w:ascii="Arial" w:eastAsia="Arial" w:hAnsi="Arial" w:cs="Arial"/>
+          <w:b/>
+          <w:color w:val="000000"/>
+          <w:sz w:val="18"/>
+          <w:highlight w:val="lightGray"/>
+        </w:rPr>
+        <w:t>From:</w:t>
+      </w:r>
+      <w:r>
+        <w:rPr>
+          <w:rFonts w:ascii="Arial" w:eastAsia="Arial" w:hAnsi="Arial" w:cs="Arial"/>
+          <w:color w:val="000000"/>
+          <w:sz w:val="18"/>
+          <w:highlight w:val="lightGray"/>
+        </w:rPr>
+        <w:t xml:space="preserve"> [Chatgpt (GPT</w:t>
+      </w:r>
+      <w:r>
+        <w:rPr>
+          <w:rFonts w:ascii="Arial" w:eastAsia="Arial" w:hAnsi="Arial" w:cs="Cambria Math"/>
+          <w:color w:val="000000"/>
+          <w:sz w:val="18"/>
+          <w:highlight w:val="lightGray"/>
         </w:rPr>
         <w:t>‑</w:t>
       </w:r>
       <w:r>
         <w:rPr>
-          <w:b/>
-          <w:sz w:val="14"/>
-          <w:szCs w:val="14"/>
-          <w:shd w:val="clear" w:color="auto" w:fill="B7B7B7"/>
-        </w:rPr>
-        <w:t>5 Mini) at [9/13/2025]</w:t>
-      </w:r>
-    </w:p>
-    <w:p>
-      <w:pPr>
-        <w:rPr>
-          <w:rFonts w:ascii="Roboto Mono" w:hAnsi="Roboto Mono"/>
-          <w:lang w:val="en-US"/>
-        </w:rPr>
-      </w:pPr>
-      <w:r>
-        <w:rPr>
-          <w:rFonts w:ascii="Roboto Mono" w:hAnsi="Roboto Mono"/>
-          <w:lang w:val="en-US"/>
+          <w:rFonts w:ascii="Arial" w:eastAsia="Arial" w:hAnsi="Arial" w:cs="Arial"/>
+          <w:color w:val="000000"/>
+          <w:sz w:val="18"/>
+          <w:highlight w:val="lightGray"/>
+        </w:rPr>
+        <w:t xml:space="preserve">5 Mini)] </w:t>
+      </w:r>
+      <w:r>
+        <w:rPr>
+          <w:rFonts w:ascii="Arial" w:eastAsia="Arial" w:hAnsi="Arial" w:cs="Arial"/>
+          <w:b/>
+          <w:color w:val="000000"/>
+          <w:sz w:val="18"/>
+          <w:highlight w:val="lightGray"/>
+        </w:rPr>
+        <w:t>on</w:t>
+      </w:r>
+      <w:r>
+        <w:rPr>
+          <w:rFonts w:ascii="Arial" w:eastAsia="Arial" w:hAnsi="Arial"/>
+          <w:sz w:val="18"/>
+          <w:highlight w:val="lightGray"/>
+        </w:rPr>
+        <w:t xml:space="preserve"> [9/13/2025]</w:t>
+      </w:r>
+    </w:p>
+    <w:p>
+      <w:pPr>
+        <w:rPr>
+          <w:rFonts w:ascii="Roboto Mono" w:hAnsi="Roboto Mono"/>
+        </w:rPr>
+      </w:pPr>
+      <w:r>
+        <w:rPr>
+          <w:rFonts w:ascii="Roboto Mono" w:hAnsi="Roboto Mono"/>
         </w:rPr>
         <w:t xml:space="preserve">Here’s a clear explanation of </w:t>
       </w:r>
@@ -3223,14 +3235,12 @@
           <w:rFonts w:ascii="Roboto Mono" w:hAnsi="Roboto Mono"/>
           <w:b/>
           <w:bCs/>
-          <w:lang w:val="en-US"/>
         </w:rPr>
         <w:t>Each Choice Coverage</w:t>
       </w:r>
       <w:r>
         <w:rPr>
           <w:rFonts w:ascii="Roboto Mono" w:hAnsi="Roboto Mono"/>
-          <w:lang w:val="en-US"/>
         </w:rPr>
         <w:t xml:space="preserve"> in </w:t>
       </w:r>
@@ -3239,7 +3249,6 @@
           <w:rFonts w:ascii="Roboto Mono" w:hAnsi="Roboto Mono"/>
           <w:b/>
           <w:bCs/>
-          <w:lang w:val="en-US"/>
         </w:rPr>
         <w:t>Equivalence Partitioning (EP):</w:t>
       </w:r>
@@ -3248,15 +3257,13 @@
       <w:pPr>
         <w:rPr>
           <w:rFonts w:ascii="Roboto Mono" w:hAnsi="Roboto Mono"/>
-          <w:lang w:val="en-US"/>
-        </w:rPr>
-      </w:pPr>
-      <w:r>
-        <w:rPr>
-          <w:rFonts w:ascii="Roboto Mono" w:hAnsi="Roboto Mono"/>
-          <w:lang w:val="en-US"/>
-        </w:rPr>
-        <w:pict w14:anchorId="6ED29CDD">
+        </w:rPr>
+      </w:pPr>
+      <w:r>
+        <w:rPr>
+          <w:rFonts w:ascii="Roboto Mono" w:hAnsi="Roboto Mono"/>
+        </w:rPr>
+        <w:pict w14:anchorId="31EC7835">
           <v:rect id="_x0000_i1036" style="width:0;height:1.5pt" o:hralign="center" o:hrstd="t" o:hr="t" fillcolor="#a0a0a0" stroked="f"/>
         </w:pict>
       </w:r>
@@ -3267,15 +3274,13 @@
           <w:rFonts w:ascii="Roboto Mono" w:hAnsi="Roboto Mono"/>
           <w:b/>
           <w:bCs/>
-          <w:lang w:val="en-US"/>
-        </w:rPr>
-      </w:pPr>
-      <w:r>
-        <w:rPr>
-          <w:rFonts w:ascii="Roboto Mono" w:hAnsi="Roboto Mono"/>
-          <w:b/>
-          <w:bCs/>
-          <w:lang w:val="en-US"/>
+        </w:rPr>
+      </w:pPr>
+      <w:r>
+        <w:rPr>
+          <w:rFonts w:ascii="Roboto Mono" w:hAnsi="Roboto Mono"/>
+          <w:b/>
+          <w:bCs/>
         </w:rPr>
         <w:t>Equivalence Partitioning (EP) Recap</w:t>
       </w:r>
@@ -3286,15 +3291,14 @@
           <w:ilvl w:val="0"/>
           <w:numId w:val="18"/>
         </w:numPr>
-        <w:rPr>
-          <w:rFonts w:ascii="Roboto Mono" w:hAnsi="Roboto Mono"/>
-          <w:lang w:val="en-US"/>
-        </w:rPr>
-      </w:pPr>
-      <w:r>
-        <w:rPr>
-          <w:rFonts w:ascii="Roboto Mono" w:hAnsi="Roboto Mono"/>
-          <w:lang w:val="en-US"/>
+        <w:spacing w:after="0" w:line="276" w:lineRule="auto"/>
+        <w:rPr>
+          <w:rFonts w:ascii="Roboto Mono" w:hAnsi="Roboto Mono"/>
+        </w:rPr>
+      </w:pPr>
+      <w:r>
+        <w:rPr>
+          <w:rFonts w:ascii="Roboto Mono" w:hAnsi="Roboto Mono"/>
         </w:rPr>
         <w:t xml:space="preserve">EP divides input data into </w:t>
       </w:r>
@@ -3303,14 +3307,12 @@
           <w:rFonts w:ascii="Roboto Mono" w:hAnsi="Roboto Mono"/>
           <w:b/>
           <w:bCs/>
-          <w:lang w:val="en-US"/>
         </w:rPr>
         <w:t>equivalence partitions</w:t>
       </w:r>
       <w:r>
         <w:rPr>
           <w:rFonts w:ascii="Roboto Mono" w:hAnsi="Roboto Mono"/>
-          <w:lang w:val="en-US"/>
         </w:rPr>
         <w:t xml:space="preserve">, where all values in a partition are expected to be treated </w:t>
       </w:r>
@@ -3319,14 +3321,12 @@
           <w:rFonts w:ascii="Roboto Mono" w:hAnsi="Roboto Mono"/>
           <w:b/>
           <w:bCs/>
-          <w:lang w:val="en-US"/>
         </w:rPr>
         <w:t>similarly by the system</w:t>
       </w:r>
       <w:r>
         <w:rPr>
           <w:rFonts w:ascii="Roboto Mono" w:hAnsi="Roboto Mono"/>
-          <w:lang w:val="en-US"/>
         </w:rPr>
         <w:t>.</w:t>
       </w:r>
@@ -3337,15 +3337,14 @@
           <w:ilvl w:val="0"/>
           <w:numId w:val="18"/>
         </w:numPr>
-        <w:rPr>
-          <w:rFonts w:ascii="Roboto Mono" w:hAnsi="Roboto Mono"/>
-          <w:lang w:val="en-US"/>
-        </w:rPr>
-      </w:pPr>
-      <w:r>
-        <w:rPr>
-          <w:rFonts w:ascii="Roboto Mono" w:hAnsi="Roboto Mono"/>
-          <w:lang w:val="en-US"/>
+        <w:spacing w:after="0" w:line="276" w:lineRule="auto"/>
+        <w:rPr>
+          <w:rFonts w:ascii="Roboto Mono" w:hAnsi="Roboto Mono"/>
+        </w:rPr>
+      </w:pPr>
+      <w:r>
+        <w:rPr>
+          <w:rFonts w:ascii="Roboto Mono" w:hAnsi="Roboto Mono"/>
         </w:rPr>
         <w:t xml:space="preserve">You test </w:t>
       </w:r>
@@ -3354,14 +3353,12 @@
           <w:rFonts w:ascii="Roboto Mono" w:hAnsi="Roboto Mono"/>
           <w:b/>
           <w:bCs/>
-          <w:lang w:val="en-US"/>
         </w:rPr>
         <w:t>one representative value from each partition</w:t>
       </w:r>
       <w:r>
         <w:rPr>
           <w:rFonts w:ascii="Roboto Mono" w:hAnsi="Roboto Mono"/>
-          <w:lang w:val="en-US"/>
         </w:rPr>
         <w:t xml:space="preserve"> instead of every possible value.</w:t>
       </w:r>
@@ -3370,15 +3367,13 @@
       <w:pPr>
         <w:rPr>
           <w:rFonts w:ascii="Roboto Mono" w:hAnsi="Roboto Mono"/>
-          <w:lang w:val="en-US"/>
-        </w:rPr>
-      </w:pPr>
-      <w:r>
-        <w:rPr>
-          <w:rFonts w:ascii="Roboto Mono" w:hAnsi="Roboto Mono"/>
-          <w:lang w:val="en-US"/>
-        </w:rPr>
-        <w:pict w14:anchorId="20D8C266">
+        </w:rPr>
+      </w:pPr>
+      <w:r>
+        <w:rPr>
+          <w:rFonts w:ascii="Roboto Mono" w:hAnsi="Roboto Mono"/>
+        </w:rPr>
+        <w:pict w14:anchorId="57CC67BD">
           <v:rect id="_x0000_i1037" style="width:0;height:1.5pt" o:hralign="center" o:hrstd="t" o:hr="t" fillcolor="#a0a0a0" stroked="f"/>
         </w:pict>
       </w:r>
@@ -3389,15 +3384,13 @@
           <w:rFonts w:ascii="Roboto Mono" w:hAnsi="Roboto Mono"/>
           <w:b/>
           <w:bCs/>
-          <w:lang w:val="en-US"/>
-        </w:rPr>
-      </w:pPr>
-      <w:r>
-        <w:rPr>
-          <w:rFonts w:ascii="Roboto Mono" w:hAnsi="Roboto Mono"/>
-          <w:b/>
-          <w:bCs/>
-          <w:lang w:val="en-US"/>
+        </w:rPr>
+      </w:pPr>
+      <w:r>
+        <w:rPr>
+          <w:rFonts w:ascii="Roboto Mono" w:hAnsi="Roboto Mono"/>
+          <w:b/>
+          <w:bCs/>
         </w:rPr>
         <w:t>Each Choice Coverage</w:t>
       </w:r>
@@ -3408,24 +3401,22 @@
           <w:ilvl w:val="0"/>
           <w:numId w:val="19"/>
         </w:numPr>
-        <w:rPr>
-          <w:rFonts w:ascii="Roboto Mono" w:hAnsi="Roboto Mono"/>
-          <w:lang w:val="en-US"/>
-        </w:rPr>
-      </w:pPr>
-      <w:r>
-        <w:rPr>
-          <w:rFonts w:ascii="Roboto Mono" w:hAnsi="Roboto Mono"/>
-          <w:b/>
-          <w:bCs/>
-          <w:lang w:val="en-US"/>
+        <w:spacing w:after="0" w:line="276" w:lineRule="auto"/>
+        <w:rPr>
+          <w:rFonts w:ascii="Roboto Mono" w:hAnsi="Roboto Mono"/>
+        </w:rPr>
+      </w:pPr>
+      <w:r>
+        <w:rPr>
+          <w:rFonts w:ascii="Roboto Mono" w:hAnsi="Roboto Mono"/>
+          <w:b/>
+          <w:bCs/>
         </w:rPr>
         <w:t>Definition:</w:t>
       </w:r>
       <w:r>
         <w:rPr>
           <w:rFonts w:ascii="Roboto Mono" w:hAnsi="Roboto Mono"/>
-          <w:lang w:val="en-US"/>
         </w:rPr>
         <w:t xml:space="preserve"> A </w:t>
       </w:r>
@@ -3434,14 +3425,12 @@
           <w:rFonts w:ascii="Roboto Mono" w:hAnsi="Roboto Mono"/>
           <w:b/>
           <w:bCs/>
-          <w:lang w:val="en-US"/>
         </w:rPr>
         <w:t>coverage criterion</w:t>
       </w:r>
       <w:r>
         <w:rPr>
           <w:rFonts w:ascii="Roboto Mono" w:hAnsi="Roboto Mono"/>
-          <w:lang w:val="en-US"/>
         </w:rPr>
         <w:t xml:space="preserve"> used when a test item has </w:t>
       </w:r>
@@ -3450,14 +3439,12 @@
           <w:rFonts w:ascii="Roboto Mono" w:hAnsi="Roboto Mono"/>
           <w:b/>
           <w:bCs/>
-          <w:lang w:val="en-US"/>
         </w:rPr>
         <w:t>multiple sets of partitions</w:t>
       </w:r>
       <w:r>
         <w:rPr>
           <w:rFonts w:ascii="Roboto Mono" w:hAnsi="Roboto Mono"/>
-          <w:lang w:val="en-US"/>
         </w:rPr>
         <w:t xml:space="preserve"> (e.g., multiple input parameters).</w:t>
       </w:r>
@@ -3468,24 +3455,22 @@
           <w:ilvl w:val="0"/>
           <w:numId w:val="19"/>
         </w:numPr>
-        <w:rPr>
-          <w:rFonts w:ascii="Roboto Mono" w:hAnsi="Roboto Mono"/>
-          <w:lang w:val="en-US"/>
-        </w:rPr>
-      </w:pPr>
-      <w:r>
-        <w:rPr>
-          <w:rFonts w:ascii="Roboto Mono" w:hAnsi="Roboto Mono"/>
-          <w:b/>
-          <w:bCs/>
-          <w:lang w:val="en-US"/>
+        <w:spacing w:after="0" w:line="276" w:lineRule="auto"/>
+        <w:rPr>
+          <w:rFonts w:ascii="Roboto Mono" w:hAnsi="Roboto Mono"/>
+        </w:rPr>
+      </w:pPr>
+      <w:r>
+        <w:rPr>
+          <w:rFonts w:ascii="Roboto Mono" w:hAnsi="Roboto Mono"/>
+          <w:b/>
+          <w:bCs/>
         </w:rPr>
         <w:t>Rule:</w:t>
       </w:r>
       <w:r>
         <w:rPr>
           <w:rFonts w:ascii="Roboto Mono" w:hAnsi="Roboto Mono"/>
-          <w:lang w:val="en-US"/>
         </w:rPr>
         <w:t xml:space="preserve"> Each partition in </w:t>
       </w:r>
@@ -3494,14 +3479,12 @@
           <w:rFonts w:ascii="Roboto Mono" w:hAnsi="Roboto Mono"/>
           <w:b/>
           <w:bCs/>
-          <w:lang w:val="en-US"/>
         </w:rPr>
         <w:t>every set of partitions</w:t>
       </w:r>
       <w:r>
         <w:rPr>
           <w:rFonts w:ascii="Roboto Mono" w:hAnsi="Roboto Mono"/>
-          <w:lang w:val="en-US"/>
         </w:rPr>
         <w:t xml:space="preserve"> must be exercised </w:t>
       </w:r>
@@ -3510,14 +3493,12 @@
           <w:rFonts w:ascii="Roboto Mono" w:hAnsi="Roboto Mono"/>
           <w:b/>
           <w:bCs/>
-          <w:lang w:val="en-US"/>
         </w:rPr>
         <w:t>at least once</w:t>
       </w:r>
       <w:r>
         <w:rPr>
           <w:rFonts w:ascii="Roboto Mono" w:hAnsi="Roboto Mono"/>
-          <w:lang w:val="en-US"/>
         </w:rPr>
         <w:t xml:space="preserve"> by a test case.</w:t>
       </w:r>
@@ -3528,24 +3509,22 @@
           <w:ilvl w:val="0"/>
           <w:numId w:val="19"/>
         </w:numPr>
-        <w:rPr>
-          <w:rFonts w:ascii="Roboto Mono" w:hAnsi="Roboto Mono"/>
-          <w:lang w:val="en-US"/>
-        </w:rPr>
-      </w:pPr>
-      <w:r>
-        <w:rPr>
-          <w:rFonts w:ascii="Roboto Mono" w:hAnsi="Roboto Mono"/>
-          <w:b/>
-          <w:bCs/>
-          <w:lang w:val="en-US"/>
+        <w:spacing w:after="0" w:line="276" w:lineRule="auto"/>
+        <w:rPr>
+          <w:rFonts w:ascii="Roboto Mono" w:hAnsi="Roboto Mono"/>
+        </w:rPr>
+      </w:pPr>
+      <w:r>
+        <w:rPr>
+          <w:rFonts w:ascii="Roboto Mono" w:hAnsi="Roboto Mono"/>
+          <w:b/>
+          <w:bCs/>
         </w:rPr>
         <w:t>Goal:</w:t>
       </w:r>
       <w:r>
         <w:rPr>
           <w:rFonts w:ascii="Roboto Mono" w:hAnsi="Roboto Mono"/>
-          <w:lang w:val="en-US"/>
         </w:rPr>
         <w:t xml:space="preserve"> Ensure </w:t>
       </w:r>
@@ -3554,14 +3533,12 @@
           <w:rFonts w:ascii="Roboto Mono" w:hAnsi="Roboto Mono"/>
           <w:b/>
           <w:bCs/>
-          <w:lang w:val="en-US"/>
         </w:rPr>
         <w:t>all partitions are represented</w:t>
       </w:r>
       <w:r>
         <w:rPr>
           <w:rFonts w:ascii="Roboto Mono" w:hAnsi="Roboto Mono"/>
-          <w:lang w:val="en-US"/>
         </w:rPr>
         <w:t xml:space="preserve"> in the test cases.</w:t>
       </w:r>
@@ -3572,17 +3549,16 @@
           <w:ilvl w:val="0"/>
           <w:numId w:val="19"/>
         </w:numPr>
-        <w:rPr>
-          <w:rFonts w:ascii="Roboto Mono" w:hAnsi="Roboto Mono"/>
-          <w:lang w:val="en-US"/>
-        </w:rPr>
-      </w:pPr>
-      <w:r>
-        <w:rPr>
-          <w:rFonts w:ascii="Roboto Mono" w:hAnsi="Roboto Mono"/>
-          <w:b/>
-          <w:bCs/>
-          <w:lang w:val="en-US"/>
+        <w:spacing w:after="0" w:line="276" w:lineRule="auto"/>
+        <w:rPr>
+          <w:rFonts w:ascii="Roboto Mono" w:hAnsi="Roboto Mono"/>
+        </w:rPr>
+      </w:pPr>
+      <w:r>
+        <w:rPr>
+          <w:rFonts w:ascii="Roboto Mono" w:hAnsi="Roboto Mono"/>
+          <w:b/>
+          <w:bCs/>
         </w:rPr>
         <w:t>Note:</w:t>
       </w:r>
@@ -3593,15 +3569,14 @@
           <w:ilvl w:val="1"/>
           <w:numId w:val="19"/>
         </w:numPr>
-        <w:rPr>
-          <w:rFonts w:ascii="Roboto Mono" w:hAnsi="Roboto Mono"/>
-          <w:lang w:val="en-US"/>
-        </w:rPr>
-      </w:pPr>
-      <w:r>
-        <w:rPr>
-          <w:rFonts w:ascii="Roboto Mono" w:hAnsi="Roboto Mono"/>
-          <w:lang w:val="en-US"/>
+        <w:spacing w:after="0" w:line="276" w:lineRule="auto"/>
+        <w:rPr>
+          <w:rFonts w:ascii="Roboto Mono" w:hAnsi="Roboto Mono"/>
+        </w:rPr>
+      </w:pPr>
+      <w:r>
+        <w:rPr>
+          <w:rFonts w:ascii="Roboto Mono" w:hAnsi="Roboto Mono"/>
         </w:rPr>
         <w:t xml:space="preserve">It </w:t>
       </w:r>
@@ -3610,14 +3585,12 @@
           <w:rFonts w:ascii="Roboto Mono" w:hAnsi="Roboto Mono"/>
           <w:b/>
           <w:bCs/>
-          <w:lang w:val="en-US"/>
         </w:rPr>
         <w:t>does not require testing all possible combinations</w:t>
       </w:r>
       <w:r>
         <w:rPr>
           <w:rFonts w:ascii="Roboto Mono" w:hAnsi="Roboto Mono"/>
-          <w:lang w:val="en-US"/>
         </w:rPr>
         <w:t xml:space="preserve"> of partitions.</w:t>
       </w:r>
@@ -3628,15 +3601,14 @@
           <w:ilvl w:val="1"/>
           <w:numId w:val="19"/>
         </w:numPr>
-        <w:rPr>
-          <w:rFonts w:ascii="Roboto Mono" w:hAnsi="Roboto Mono"/>
-          <w:lang w:val="en-US"/>
-        </w:rPr>
-      </w:pPr>
-      <w:r>
-        <w:rPr>
-          <w:rFonts w:ascii="Roboto Mono" w:hAnsi="Roboto Mono"/>
-          <w:lang w:val="en-US"/>
+        <w:spacing w:after="0" w:line="276" w:lineRule="auto"/>
+        <w:rPr>
+          <w:rFonts w:ascii="Roboto Mono" w:hAnsi="Roboto Mono"/>
+        </w:rPr>
+      </w:pPr>
+      <w:r>
+        <w:rPr>
+          <w:rFonts w:ascii="Roboto Mono" w:hAnsi="Roboto Mono"/>
         </w:rPr>
         <w:t>It is simpler than full combinatorial testing.</w:t>
       </w:r>
@@ -3645,15 +3617,13 @@
       <w:pPr>
         <w:rPr>
           <w:rFonts w:ascii="Roboto Mono" w:hAnsi="Roboto Mono"/>
-          <w:lang w:val="en-US"/>
-        </w:rPr>
-      </w:pPr>
-      <w:r>
-        <w:rPr>
-          <w:rFonts w:ascii="Roboto Mono" w:hAnsi="Roboto Mono"/>
-          <w:lang w:val="en-US"/>
-        </w:rPr>
-        <w:pict w14:anchorId="36A67D20">
+        </w:rPr>
+      </w:pPr>
+      <w:r>
+        <w:rPr>
+          <w:rFonts w:ascii="Roboto Mono" w:hAnsi="Roboto Mono"/>
+        </w:rPr>
+        <w:pict w14:anchorId="57B4995F">
           <v:rect id="_x0000_i1038" style="width:0;height:1.5pt" o:hralign="center" o:hrstd="t" o:hr="t" fillcolor="#a0a0a0" stroked="f"/>
         </w:pict>
       </w:r>
@@ -3664,15 +3634,13 @@
           <w:rFonts w:ascii="Roboto Mono" w:hAnsi="Roboto Mono"/>
           <w:b/>
           <w:bCs/>
-          <w:lang w:val="en-US"/>
-        </w:rPr>
-      </w:pPr>
-      <w:r>
-        <w:rPr>
-          <w:rFonts w:ascii="Roboto Mono" w:hAnsi="Roboto Mono"/>
-          <w:b/>
-          <w:bCs/>
-          <w:lang w:val="en-US"/>
+        </w:rPr>
+      </w:pPr>
+      <w:r>
+        <w:rPr>
+          <w:rFonts w:ascii="Roboto Mono" w:hAnsi="Roboto Mono"/>
+          <w:b/>
+          <w:bCs/>
         </w:rPr>
         <w:t>Example</w:t>
       </w:r>
@@ -3681,13 +3649,11 @@
       <w:pPr>
         <w:rPr>
           <w:rFonts w:ascii="Roboto Mono" w:hAnsi="Roboto Mono"/>
-          <w:lang w:val="en-US"/>
-        </w:rPr>
-      </w:pPr>
-      <w:r>
-        <w:rPr>
-          <w:rFonts w:ascii="Roboto Mono" w:hAnsi="Roboto Mono"/>
-          <w:lang w:val="en-US"/>
+        </w:rPr>
+      </w:pPr>
+      <w:r>
+        <w:rPr>
+          <w:rFonts w:ascii="Roboto Mono" w:hAnsi="Roboto Mono"/>
         </w:rPr>
         <w:t xml:space="preserve">Suppose a form has </w:t>
       </w:r>
@@ -3696,14 +3662,12 @@
           <w:rFonts w:ascii="Roboto Mono" w:hAnsi="Roboto Mono"/>
           <w:b/>
           <w:bCs/>
-          <w:lang w:val="en-US"/>
         </w:rPr>
         <w:t>two input fields</w:t>
       </w:r>
       <w:r>
         <w:rPr>
           <w:rFonts w:ascii="Roboto Mono" w:hAnsi="Roboto Mono"/>
-          <w:lang w:val="en-US"/>
         </w:rPr>
         <w:t>:</w:t>
       </w:r>
@@ -3714,17 +3678,16 @@
           <w:ilvl w:val="0"/>
           <w:numId w:val="20"/>
         </w:numPr>
-        <w:rPr>
-          <w:rFonts w:ascii="Roboto Mono" w:hAnsi="Roboto Mono"/>
-          <w:lang w:val="en-US"/>
-        </w:rPr>
-      </w:pPr>
-      <w:r>
-        <w:rPr>
-          <w:rFonts w:ascii="Roboto Mono" w:hAnsi="Roboto Mono"/>
-          <w:b/>
-          <w:bCs/>
-          <w:lang w:val="en-US"/>
+        <w:spacing w:after="0" w:line="276" w:lineRule="auto"/>
+        <w:rPr>
+          <w:rFonts w:ascii="Roboto Mono" w:hAnsi="Roboto Mono"/>
+        </w:rPr>
+      </w:pPr>
+      <w:r>
+        <w:rPr>
+          <w:rFonts w:ascii="Roboto Mono" w:hAnsi="Roboto Mono"/>
+          <w:b/>
+          <w:bCs/>
         </w:rPr>
         <w:t>Age:</w:t>
       </w:r>
@@ -3735,15 +3698,14 @@
           <w:ilvl w:val="1"/>
           <w:numId w:val="20"/>
         </w:numPr>
-        <w:rPr>
-          <w:rFonts w:ascii="Roboto Mono" w:hAnsi="Roboto Mono"/>
-          <w:lang w:val="en-US"/>
-        </w:rPr>
-      </w:pPr>
-      <w:r>
-        <w:rPr>
-          <w:rFonts w:ascii="Roboto Mono" w:hAnsi="Roboto Mono"/>
-          <w:lang w:val="en-US"/>
+        <w:spacing w:after="0" w:line="276" w:lineRule="auto"/>
+        <w:rPr>
+          <w:rFonts w:ascii="Roboto Mono" w:hAnsi="Roboto Mono"/>
+        </w:rPr>
+      </w:pPr>
+      <w:r>
+        <w:rPr>
+          <w:rFonts w:ascii="Roboto Mono" w:hAnsi="Roboto Mono"/>
         </w:rPr>
         <w:t>Partition 1: 18–65 (valid)</w:t>
       </w:r>
@@ -3754,17 +3716,15 @@
           <w:ilvl w:val="1"/>
           <w:numId w:val="20"/>
         </w:numPr>
-        <w:rPr>
-          <w:rFonts w:ascii="Roboto Mono" w:hAnsi="Roboto Mono"/>
-          <w:lang w:val="en-US"/>
-        </w:rPr>
-      </w:pPr>
-      <w:r>
-        <w:rPr>
-          <w:rFonts w:ascii="Roboto Mono" w:hAnsi="Roboto Mono"/>
-          <w:lang w:val="en-US"/>
-        </w:rPr>
-        <w:lastRenderedPageBreak/>
+        <w:spacing w:after="0" w:line="276" w:lineRule="auto"/>
+        <w:rPr>
+          <w:rFonts w:ascii="Roboto Mono" w:hAnsi="Roboto Mono"/>
+        </w:rPr>
+      </w:pPr>
+      <w:r>
+        <w:rPr>
+          <w:rFonts w:ascii="Roboto Mono" w:hAnsi="Roboto Mono"/>
+        </w:rPr>
         <w:t>Partition 2: &lt;18 or &gt;65 (invalid)</w:t>
       </w:r>
     </w:p>
@@ -3774,17 +3734,16 @@
           <w:ilvl w:val="0"/>
           <w:numId w:val="20"/>
         </w:numPr>
-        <w:rPr>
-          <w:rFonts w:ascii="Roboto Mono" w:hAnsi="Roboto Mono"/>
-          <w:lang w:val="en-US"/>
-        </w:rPr>
-      </w:pPr>
-      <w:r>
-        <w:rPr>
-          <w:rFonts w:ascii="Roboto Mono" w:hAnsi="Roboto Mono"/>
-          <w:b/>
-          <w:bCs/>
-          <w:lang w:val="en-US"/>
+        <w:spacing w:after="0" w:line="276" w:lineRule="auto"/>
+        <w:rPr>
+          <w:rFonts w:ascii="Roboto Mono" w:hAnsi="Roboto Mono"/>
+        </w:rPr>
+      </w:pPr>
+      <w:r>
+        <w:rPr>
+          <w:rFonts w:ascii="Roboto Mono" w:hAnsi="Roboto Mono"/>
+          <w:b/>
+          <w:bCs/>
         </w:rPr>
         <w:t>Membership Type:</w:t>
       </w:r>
@@ -3795,15 +3754,14 @@
           <w:ilvl w:val="1"/>
           <w:numId w:val="20"/>
         </w:numPr>
-        <w:rPr>
-          <w:rFonts w:ascii="Roboto Mono" w:hAnsi="Roboto Mono"/>
-          <w:lang w:val="en-US"/>
-        </w:rPr>
-      </w:pPr>
-      <w:r>
-        <w:rPr>
-          <w:rFonts w:ascii="Roboto Mono" w:hAnsi="Roboto Mono"/>
-          <w:lang w:val="en-US"/>
+        <w:spacing w:after="0" w:line="276" w:lineRule="auto"/>
+        <w:rPr>
+          <w:rFonts w:ascii="Roboto Mono" w:hAnsi="Roboto Mono"/>
+        </w:rPr>
+      </w:pPr>
+      <w:r>
+        <w:rPr>
+          <w:rFonts w:ascii="Roboto Mono" w:hAnsi="Roboto Mono"/>
         </w:rPr>
         <w:t>Partition 1: Standard</w:t>
       </w:r>
@@ -3814,15 +3772,14 @@
           <w:ilvl w:val="1"/>
           <w:numId w:val="20"/>
         </w:numPr>
-        <w:rPr>
-          <w:rFonts w:ascii="Roboto Mono" w:hAnsi="Roboto Mono"/>
-          <w:lang w:val="en-US"/>
-        </w:rPr>
-      </w:pPr>
-      <w:r>
-        <w:rPr>
-          <w:rFonts w:ascii="Roboto Mono" w:hAnsi="Roboto Mono"/>
-          <w:lang w:val="en-US"/>
+        <w:spacing w:after="0" w:line="276" w:lineRule="auto"/>
+        <w:rPr>
+          <w:rFonts w:ascii="Roboto Mono" w:hAnsi="Roboto Mono"/>
+        </w:rPr>
+      </w:pPr>
+      <w:r>
+        <w:rPr>
+          <w:rFonts w:ascii="Roboto Mono" w:hAnsi="Roboto Mono"/>
         </w:rPr>
         <w:t>Partition 2: Premium</w:t>
       </w:r>
@@ -3833,15 +3790,13 @@
           <w:rFonts w:ascii="Roboto Mono" w:hAnsi="Roboto Mono"/>
           <w:b/>
           <w:bCs/>
-          <w:lang w:val="en-US"/>
-        </w:rPr>
-      </w:pPr>
-      <w:r>
-        <w:rPr>
-          <w:rFonts w:ascii="Roboto Mono" w:hAnsi="Roboto Mono"/>
-          <w:b/>
-          <w:bCs/>
-          <w:lang w:val="en-US"/>
+        </w:rPr>
+      </w:pPr>
+      <w:r>
+        <w:rPr>
+          <w:rFonts w:ascii="Roboto Mono" w:hAnsi="Roboto Mono"/>
+          <w:b/>
+          <w:bCs/>
         </w:rPr>
         <w:t>Each Choice Coverage Test Cases:</w:t>
       </w:r>
@@ -3850,7 +3805,6 @@
       <w:pPr>
         <w:rPr>
           <w:rFonts w:ascii="Roboto Mono" w:hAnsi="Roboto Mono"/>
-          <w:lang w:val="en-US"/>
         </w:rPr>
       </w:pPr>
       <w:r>
@@ -3858,7 +3812,7 @@
           <w:noProof/>
         </w:rPr>
         <w:drawing>
-          <wp:inline distT="0" distB="0" distL="0" distR="0" wp14:anchorId="4CAAC036" wp14:editId="4D9CA2FF">
+          <wp:inline distT="0" distB="0" distL="0" distR="0" wp14:anchorId="1B81FC0B" wp14:editId="64AEF86D">
             <wp:extent cx="5943600" cy="1570990"/>
             <wp:effectExtent l="0" t="0" r="0" b="0"/>
             <wp:docPr id="1302921467" name="Picture 1"/>
@@ -3907,9 +3861,9 @@
         <w:tblLook w:val="04A0" w:firstRow="1" w:lastRow="0" w:firstColumn="1" w:lastColumn="0" w:noHBand="0" w:noVBand="1"/>
       </w:tblPr>
       <w:tblGrid>
-        <w:gridCol w:w="1264"/>
-        <w:gridCol w:w="1777"/>
-        <w:gridCol w:w="2716"/>
+        <w:gridCol w:w="1372"/>
+        <w:gridCol w:w="1933"/>
+        <w:gridCol w:w="2956"/>
       </w:tblGrid>
       <w:tr>
         <w:trPr>
@@ -3928,7 +3882,6 @@
                 <w:rFonts w:ascii="Roboto Mono" w:hAnsi="Roboto Mono"/>
                 <w:b/>
                 <w:bCs/>
-                <w:lang w:val="en-US"/>
               </w:rPr>
             </w:pPr>
             <w:r>
@@ -3936,7 +3889,6 @@
                 <w:rFonts w:ascii="Roboto Mono" w:hAnsi="Roboto Mono"/>
                 <w:b/>
                 <w:bCs/>
-                <w:lang w:val="en-US"/>
               </w:rPr>
               <w:t>Test Case</w:t>
             </w:r>
@@ -3954,7 +3906,6 @@
                 <w:rFonts w:ascii="Roboto Mono" w:hAnsi="Roboto Mono"/>
                 <w:b/>
                 <w:bCs/>
-                <w:lang w:val="en-US"/>
               </w:rPr>
             </w:pPr>
             <w:r>
@@ -3962,7 +3913,6 @@
                 <w:rFonts w:ascii="Roboto Mono" w:hAnsi="Roboto Mono"/>
                 <w:b/>
                 <w:bCs/>
-                <w:lang w:val="en-US"/>
               </w:rPr>
               <w:t>Age Partition</w:t>
             </w:r>
@@ -3980,7 +3930,6 @@
                 <w:rFonts w:ascii="Roboto Mono" w:hAnsi="Roboto Mono"/>
                 <w:b/>
                 <w:bCs/>
-                <w:lang w:val="en-US"/>
               </w:rPr>
             </w:pPr>
             <w:r>
@@ -3988,7 +3937,6 @@
                 <w:rFonts w:ascii="Roboto Mono" w:hAnsi="Roboto Mono"/>
                 <w:b/>
                 <w:bCs/>
-                <w:lang w:val="en-US"/>
               </w:rPr>
               <w:t>Membership Partition</w:t>
             </w:r>
@@ -4009,13 +3957,11 @@
             <w:pPr>
               <w:rPr>
                 <w:rFonts w:ascii="Roboto Mono" w:hAnsi="Roboto Mono"/>
-                <w:lang w:val="en-US"/>
               </w:rPr>
             </w:pPr>
             <w:r>
               <w:rPr>
                 <w:rFonts w:ascii="Roboto Mono" w:hAnsi="Roboto Mono"/>
-                <w:lang w:val="en-US"/>
               </w:rPr>
               <w:t>1</w:t>
             </w:r>
@@ -4031,13 +3977,11 @@
             <w:pPr>
               <w:rPr>
                 <w:rFonts w:ascii="Roboto Mono" w:hAnsi="Roboto Mono"/>
-                <w:lang w:val="en-US"/>
               </w:rPr>
             </w:pPr>
             <w:r>
               <w:rPr>
                 <w:rFonts w:ascii="Roboto Mono" w:hAnsi="Roboto Mono"/>
-                <w:lang w:val="en-US"/>
               </w:rPr>
               <w:t>18–65</w:t>
             </w:r>
@@ -4053,13 +3997,11 @@
             <w:pPr>
               <w:rPr>
                 <w:rFonts w:ascii="Roboto Mono" w:hAnsi="Roboto Mono"/>
-                <w:lang w:val="en-US"/>
               </w:rPr>
             </w:pPr>
             <w:r>
               <w:rPr>
                 <w:rFonts w:ascii="Roboto Mono" w:hAnsi="Roboto Mono"/>
-                <w:lang w:val="en-US"/>
               </w:rPr>
               <w:t>Standard</w:t>
             </w:r>
@@ -4080,13 +4022,11 @@
             <w:pPr>
               <w:rPr>
                 <w:rFonts w:ascii="Roboto Mono" w:hAnsi="Roboto Mono"/>
-                <w:lang w:val="en-US"/>
               </w:rPr>
             </w:pPr>
             <w:r>
               <w:rPr>
                 <w:rFonts w:ascii="Roboto Mono" w:hAnsi="Roboto Mono"/>
-                <w:lang w:val="en-US"/>
               </w:rPr>
               <w:t>2</w:t>
             </w:r>
@@ -4102,13 +4042,11 @@
             <w:pPr>
               <w:rPr>
                 <w:rFonts w:ascii="Roboto Mono" w:hAnsi="Roboto Mono"/>
-                <w:lang w:val="en-US"/>
               </w:rPr>
             </w:pPr>
             <w:r>
               <w:rPr>
                 <w:rFonts w:ascii="Roboto Mono" w:hAnsi="Roboto Mono"/>
-                <w:lang w:val="en-US"/>
               </w:rPr>
               <w:t>&lt;18</w:t>
             </w:r>
@@ -4124,13 +4062,11 @@
             <w:pPr>
               <w:rPr>
                 <w:rFonts w:ascii="Roboto Mono" w:hAnsi="Roboto Mono"/>
-                <w:lang w:val="en-US"/>
               </w:rPr>
             </w:pPr>
             <w:r>
               <w:rPr>
                 <w:rFonts w:ascii="Roboto Mono" w:hAnsi="Roboto Mono"/>
-                <w:lang w:val="en-US"/>
               </w:rPr>
               <w:t>Premium</w:t>
             </w:r>
@@ -4151,13 +4087,11 @@
             <w:pPr>
               <w:rPr>
                 <w:rFonts w:ascii="Roboto Mono" w:hAnsi="Roboto Mono"/>
-                <w:lang w:val="en-US"/>
               </w:rPr>
             </w:pPr>
             <w:r>
               <w:rPr>
                 <w:rFonts w:ascii="Roboto Mono" w:hAnsi="Roboto Mono"/>
-                <w:lang w:val="en-US"/>
               </w:rPr>
               <w:t>3</w:t>
             </w:r>
@@ -4173,13 +4107,11 @@
             <w:pPr>
               <w:rPr>
                 <w:rFonts w:ascii="Roboto Mono" w:hAnsi="Roboto Mono"/>
-                <w:lang w:val="en-US"/>
               </w:rPr>
             </w:pPr>
             <w:r>
               <w:rPr>
                 <w:rFonts w:ascii="Roboto Mono" w:hAnsi="Roboto Mono"/>
-                <w:lang w:val="en-US"/>
               </w:rPr>
               <w:t>&gt;65</w:t>
             </w:r>
@@ -4195,13 +4127,11 @@
             <w:pPr>
               <w:rPr>
                 <w:rFonts w:ascii="Roboto Mono" w:hAnsi="Roboto Mono"/>
-                <w:lang w:val="en-US"/>
               </w:rPr>
             </w:pPr>
             <w:r>
               <w:rPr>
                 <w:rFonts w:ascii="Roboto Mono" w:hAnsi="Roboto Mono"/>
-                <w:lang w:val="en-US"/>
               </w:rPr>
               <w:t>Standard</w:t>
             </w:r>
@@ -4222,13 +4152,11 @@
             <w:pPr>
               <w:rPr>
                 <w:rFonts w:ascii="Roboto Mono" w:hAnsi="Roboto Mono"/>
-                <w:lang w:val="en-US"/>
               </w:rPr>
             </w:pPr>
             <w:r>
               <w:rPr>
                 <w:rFonts w:ascii="Roboto Mono" w:hAnsi="Roboto Mono"/>
-                <w:lang w:val="en-US"/>
               </w:rPr>
               <w:t>4</w:t>
             </w:r>
@@ -4244,13 +4172,11 @@
             <w:pPr>
               <w:rPr>
                 <w:rFonts w:ascii="Roboto Mono" w:hAnsi="Roboto Mono"/>
-                <w:lang w:val="en-US"/>
               </w:rPr>
             </w:pPr>
             <w:r>
               <w:rPr>
                 <w:rFonts w:ascii="Roboto Mono" w:hAnsi="Roboto Mono"/>
-                <w:lang w:val="en-US"/>
               </w:rPr>
               <w:t>18–65</w:t>
             </w:r>
@@ -4266,13 +4192,11 @@
             <w:pPr>
               <w:rPr>
                 <w:rFonts w:ascii="Roboto Mono" w:hAnsi="Roboto Mono"/>
-                <w:lang w:val="en-US"/>
               </w:rPr>
             </w:pPr>
             <w:r>
               <w:rPr>
                 <w:rFonts w:ascii="Roboto Mono" w:hAnsi="Roboto Mono"/>
-                <w:lang w:val="en-US"/>
               </w:rPr>
               <w:t>Premium</w:t>
             </w:r>
@@ -4284,20 +4208,17 @@
       <w:pPr>
         <w:rPr>
           <w:rFonts w:ascii="Roboto Mono" w:hAnsi="Roboto Mono"/>
-          <w:lang w:val="en-US"/>
         </w:rPr>
       </w:pPr>
       <w:r>
         <w:rPr>
           <w:rFonts w:ascii="Segoe UI Emoji" w:hAnsi="Segoe UI Emoji" w:cs="Segoe UI Emoji"/>
-          <w:lang w:val="en-US"/>
         </w:rPr>
         <w:t>✅</w:t>
       </w:r>
       <w:r>
         <w:rPr>
           <w:rFonts w:ascii="Roboto Mono" w:hAnsi="Roboto Mono"/>
-          <w:lang w:val="en-US"/>
         </w:rPr>
         <w:t xml:space="preserve"> Each partition is used </w:t>
       </w:r>
@@ -4306,14 +4227,12 @@
           <w:rFonts w:ascii="Roboto Mono" w:hAnsi="Roboto Mono"/>
           <w:b/>
           <w:bCs/>
-          <w:lang w:val="en-US"/>
         </w:rPr>
         <w:t>at least once</w:t>
       </w:r>
       <w:r>
         <w:rPr>
           <w:rFonts w:ascii="Roboto Mono" w:hAnsi="Roboto Mono"/>
-          <w:lang w:val="en-US"/>
         </w:rPr>
         <w:t>, but not all combinations are covered exhaustively.</w:t>
       </w:r>
@@ -4322,15 +4241,13 @@
       <w:pPr>
         <w:rPr>
           <w:rFonts w:ascii="Roboto Mono" w:hAnsi="Roboto Mono"/>
-          <w:lang w:val="en-US"/>
-        </w:rPr>
-      </w:pPr>
-      <w:r>
-        <w:rPr>
-          <w:rFonts w:ascii="Roboto Mono" w:hAnsi="Roboto Mono"/>
-          <w:lang w:val="en-US"/>
-        </w:rPr>
-        <w:pict w14:anchorId="2C1B05B3">
+        </w:rPr>
+      </w:pPr>
+      <w:r>
+        <w:rPr>
+          <w:rFonts w:ascii="Roboto Mono" w:hAnsi="Roboto Mono"/>
+        </w:rPr>
+        <w:pict w14:anchorId="466CB7F0">
           <v:rect id="_x0000_i1039" style="width:0;height:1.5pt" o:hralign="center" o:hrstd="t" o:hr="t" fillcolor="#a0a0a0" stroked="f"/>
         </w:pict>
       </w:r>
@@ -4339,15 +4256,13 @@
       <w:pPr>
         <w:rPr>
           <w:rFonts w:ascii="Roboto Mono" w:hAnsi="Roboto Mono"/>
-          <w:lang w:val="en-US"/>
-        </w:rPr>
-      </w:pPr>
-      <w:r>
-        <w:rPr>
-          <w:rFonts w:ascii="Roboto Mono" w:hAnsi="Roboto Mono"/>
-          <w:b/>
-          <w:bCs/>
-          <w:lang w:val="en-US"/>
+        </w:rPr>
+      </w:pPr>
+      <w:r>
+        <w:rPr>
+          <w:rFonts w:ascii="Roboto Mono" w:hAnsi="Roboto Mono"/>
+          <w:b/>
+          <w:bCs/>
         </w:rPr>
         <w:t>Key Point:</w:t>
       </w:r>
@@ -4358,15 +4273,14 @@
           <w:ilvl w:val="0"/>
           <w:numId w:val="21"/>
         </w:numPr>
-        <w:rPr>
-          <w:rFonts w:ascii="Roboto Mono" w:hAnsi="Roboto Mono"/>
-          <w:lang w:val="en-US"/>
-        </w:rPr>
-      </w:pPr>
-      <w:r>
-        <w:rPr>
-          <w:rFonts w:ascii="Roboto Mono" w:hAnsi="Roboto Mono"/>
-          <w:lang w:val="en-US"/>
+        <w:spacing w:after="0" w:line="276" w:lineRule="auto"/>
+        <w:rPr>
+          <w:rFonts w:ascii="Roboto Mono" w:hAnsi="Roboto Mono"/>
+        </w:rPr>
+      </w:pPr>
+      <w:r>
+        <w:rPr>
+          <w:rFonts w:ascii="Roboto Mono" w:hAnsi="Roboto Mono"/>
         </w:rPr>
         <w:t xml:space="preserve">Each Choice Coverage ensures </w:t>
       </w:r>
@@ -4375,14 +4289,12 @@
           <w:rFonts w:ascii="Roboto Mono" w:hAnsi="Roboto Mono"/>
           <w:b/>
           <w:bCs/>
-          <w:lang w:val="en-US"/>
         </w:rPr>
         <w:t>all partitions are tested</w:t>
       </w:r>
       <w:r>
         <w:rPr>
           <w:rFonts w:ascii="Roboto Mono" w:hAnsi="Roboto Mono"/>
-          <w:lang w:val="en-US"/>
         </w:rPr>
         <w:t xml:space="preserve">, but </w:t>
       </w:r>
@@ -4391,14 +4303,12 @@
           <w:rFonts w:ascii="Roboto Mono" w:hAnsi="Roboto Mono"/>
           <w:b/>
           <w:bCs/>
-          <w:lang w:val="en-US"/>
         </w:rPr>
         <w:t>doesn’t test every combination</w:t>
       </w:r>
       <w:r>
         <w:rPr>
           <w:rFonts w:ascii="Roboto Mono" w:hAnsi="Roboto Mono"/>
-          <w:lang w:val="en-US"/>
         </w:rPr>
         <w:t>, which keeps the number of test cases manageable.</w:t>
       </w:r>
@@ -4407,15 +4317,13 @@
       <w:pPr>
         <w:rPr>
           <w:rFonts w:ascii="Roboto Mono" w:hAnsi="Roboto Mono"/>
-          <w:lang w:val="en-US"/>
-        </w:rPr>
-      </w:pPr>
-      <w:r>
-        <w:rPr>
-          <w:rFonts w:ascii="Roboto Mono" w:hAnsi="Roboto Mono"/>
-          <w:lang w:val="en-US"/>
-        </w:rPr>
-        <w:pict w14:anchorId="23B66C09">
+        </w:rPr>
+      </w:pPr>
+      <w:r>
+        <w:rPr>
+          <w:rFonts w:ascii="Roboto Mono" w:hAnsi="Roboto Mono"/>
+        </w:rPr>
+        <w:pict w14:anchorId="53D957A4">
           <v:rect id="_x0000_i1040" style="width:0;height:1.5pt" o:hralign="center" o:hrstd="t" o:hr="t" fillcolor="#a0a0a0" stroked="f"/>
         </w:pict>
       </w:r>
@@ -4424,24 +4332,23 @@
       <w:pPr>
         <w:rPr>
           <w:rFonts w:ascii="Roboto Mono" w:hAnsi="Roboto Mono"/>
-          <w:lang w:val="en-US"/>
-        </w:rPr>
-      </w:pPr>
-    </w:p>
-    <w:p>
-      <w:pPr>
-        <w:rPr>
-          <w:rFonts w:ascii="Roboto Mono" w:hAnsi="Roboto Mono"/>
-          <w:lang w:val="en-US"/>
-        </w:rPr>
-      </w:pPr>
-    </w:p>
+        </w:rPr>
+      </w:pPr>
+    </w:p>
+    <w:p>
+      <w:pPr>
+        <w:rPr>
+          <w:rFonts w:ascii="Roboto Mono" w:hAnsi="Roboto Mono"/>
+        </w:rPr>
+      </w:pPr>
+    </w:p>
+    <w:p/>
     <w:p/>
     <w:sectPr>
       <w:pgSz w:w="12240" w:h="15840"/>
       <w:pgMar w:top="1440" w:right="1440" w:bottom="1440" w:left="1440" w:header="720" w:footer="720" w:gutter="0"/>
-      <w:pgNumType w:start="1"/>
       <w:cols w:space="720"/>
+      <w:docGrid w:linePitch="360"/>
     </w:sectPr>
   </w:body>
 </w:document>
@@ -7760,18 +7667,6 @@
   <w:style w:type="paragraph" w:default="1" w:styleId="Normal">
     <w:name w:val="Normal"/>
     <w:qFormat/>
-    <w:rsid w:val="00BD13D9"/>
-    <w:pPr>
-      <w:spacing w:after="0" w:line="276" w:lineRule="auto"/>
-    </w:pPr>
-    <w:rPr>
-      <w:rFonts w:ascii="Arial" w:eastAsia="Arial" w:hAnsi="Arial" w:cs="Arial"/>
-      <w:kern w:val="0"/>
-      <w:sz w:val="22"/>
-      <w:szCs w:val="22"/>
-      <w:lang w:val="en"/>
-      <w14:ligatures w14:val="none"/>
-    </w:rPr>
   </w:style>
   <w:style w:type="paragraph" w:styleId="Heading1">
     <w:name w:val="heading 1"/>
@@ -7780,7 +7675,7 @@
     <w:link w:val="Heading1Char"/>
     <w:uiPriority w:val="9"/>
     <w:qFormat/>
-    <w:rsid w:val="00E32C4A"/>
+    <w:rsid w:val="00182789"/>
     <w:pPr>
       <w:keepNext/>
       <w:keepLines/>
@@ -7802,7 +7697,7 @@
     <w:uiPriority w:val="9"/>
     <w:unhideWhenUsed/>
     <w:qFormat/>
-    <w:rsid w:val="00E32C4A"/>
+    <w:rsid w:val="00182789"/>
     <w:pPr>
       <w:keepNext/>
       <w:keepLines/>
@@ -7825,7 +7720,7 @@
     <w:semiHidden/>
     <w:unhideWhenUsed/>
     <w:qFormat/>
-    <w:rsid w:val="00E32C4A"/>
+    <w:rsid w:val="00182789"/>
     <w:pPr>
       <w:keepNext/>
       <w:keepLines/>
@@ -7848,7 +7743,7 @@
     <w:semiHidden/>
     <w:unhideWhenUsed/>
     <w:qFormat/>
-    <w:rsid w:val="00E32C4A"/>
+    <w:rsid w:val="00182789"/>
     <w:pPr>
       <w:keepNext/>
       <w:keepLines/>
@@ -7871,7 +7766,7 @@
     <w:semiHidden/>
     <w:unhideWhenUsed/>
     <w:qFormat/>
-    <w:rsid w:val="00E32C4A"/>
+    <w:rsid w:val="00182789"/>
     <w:pPr>
       <w:keepNext/>
       <w:keepLines/>
@@ -7892,11 +7787,11 @@
     <w:semiHidden/>
     <w:unhideWhenUsed/>
     <w:qFormat/>
-    <w:rsid w:val="00E32C4A"/>
+    <w:rsid w:val="00182789"/>
     <w:pPr>
       <w:keepNext/>
       <w:keepLines/>
-      <w:spacing w:before="40"/>
+      <w:spacing w:before="40" w:after="0"/>
       <w:outlineLvl w:val="5"/>
     </w:pPr>
     <w:rPr>
@@ -7915,11 +7810,11 @@
     <w:semiHidden/>
     <w:unhideWhenUsed/>
     <w:qFormat/>
-    <w:rsid w:val="00E32C4A"/>
+    <w:rsid w:val="00182789"/>
     <w:pPr>
       <w:keepNext/>
       <w:keepLines/>
-      <w:spacing w:before="40"/>
+      <w:spacing w:before="40" w:after="0"/>
       <w:outlineLvl w:val="6"/>
     </w:pPr>
     <w:rPr>
@@ -7936,10 +7831,11 @@
     <w:semiHidden/>
     <w:unhideWhenUsed/>
     <w:qFormat/>
-    <w:rsid w:val="00E32C4A"/>
+    <w:rsid w:val="00182789"/>
     <w:pPr>
       <w:keepNext/>
       <w:keepLines/>
+      <w:spacing w:after="0"/>
       <w:outlineLvl w:val="7"/>
     </w:pPr>
     <w:rPr>
@@ -7958,10 +7854,11 @@
     <w:semiHidden/>
     <w:unhideWhenUsed/>
     <w:qFormat/>
-    <w:rsid w:val="00E32C4A"/>
+    <w:rsid w:val="00182789"/>
     <w:pPr>
       <w:keepNext/>
       <w:keepLines/>
+      <w:spacing w:after="0"/>
       <w:outlineLvl w:val="8"/>
     </w:pPr>
     <w:rPr>
@@ -8001,7 +7898,7 @@
     <w:basedOn w:val="DefaultParagraphFont"/>
     <w:link w:val="Heading1"/>
     <w:uiPriority w:val="9"/>
-    <w:rsid w:val="00E32C4A"/>
+    <w:rsid w:val="00182789"/>
     <w:rPr>
       <w:rFonts w:asciiTheme="majorHAnsi" w:eastAsiaTheme="majorEastAsia" w:hAnsiTheme="majorHAnsi" w:cstheme="majorBidi"/>
       <w:color w:val="2F5496" w:themeColor="accent1" w:themeShade="BF"/>
@@ -8014,7 +7911,7 @@
     <w:basedOn w:val="DefaultParagraphFont"/>
     <w:link w:val="Heading2"/>
     <w:uiPriority w:val="9"/>
-    <w:rsid w:val="00E32C4A"/>
+    <w:rsid w:val="00182789"/>
     <w:rPr>
       <w:rFonts w:asciiTheme="majorHAnsi" w:eastAsiaTheme="majorEastAsia" w:hAnsiTheme="majorHAnsi" w:cstheme="majorBidi"/>
       <w:color w:val="2F5496" w:themeColor="accent1" w:themeShade="BF"/>
@@ -8028,7 +7925,7 @@
     <w:link w:val="Heading3"/>
     <w:uiPriority w:val="9"/>
     <w:semiHidden/>
-    <w:rsid w:val="00E32C4A"/>
+    <w:rsid w:val="00182789"/>
     <w:rPr>
       <w:rFonts w:eastAsiaTheme="majorEastAsia" w:cstheme="majorBidi"/>
       <w:color w:val="2F5496" w:themeColor="accent1" w:themeShade="BF"/>
@@ -8042,7 +7939,7 @@
     <w:link w:val="Heading4"/>
     <w:uiPriority w:val="9"/>
     <w:semiHidden/>
-    <w:rsid w:val="00E32C4A"/>
+    <w:rsid w:val="00182789"/>
     <w:rPr>
       <w:rFonts w:eastAsiaTheme="majorEastAsia" w:cstheme="majorBidi"/>
       <w:i/>
@@ -8056,7 +7953,7 @@
     <w:link w:val="Heading5"/>
     <w:uiPriority w:val="9"/>
     <w:semiHidden/>
-    <w:rsid w:val="00E32C4A"/>
+    <w:rsid w:val="00182789"/>
     <w:rPr>
       <w:rFonts w:eastAsiaTheme="majorEastAsia" w:cstheme="majorBidi"/>
       <w:color w:val="2F5496" w:themeColor="accent1" w:themeShade="BF"/>
@@ -8068,7 +7965,7 @@
     <w:link w:val="Heading6"/>
     <w:uiPriority w:val="9"/>
     <w:semiHidden/>
-    <w:rsid w:val="00E32C4A"/>
+    <w:rsid w:val="00182789"/>
     <w:rPr>
       <w:rFonts w:eastAsiaTheme="majorEastAsia" w:cstheme="majorBidi"/>
       <w:i/>
@@ -8082,7 +7979,7 @@
     <w:link w:val="Heading7"/>
     <w:uiPriority w:val="9"/>
     <w:semiHidden/>
-    <w:rsid w:val="00E32C4A"/>
+    <w:rsid w:val="00182789"/>
     <w:rPr>
       <w:rFonts w:eastAsiaTheme="majorEastAsia" w:cstheme="majorBidi"/>
       <w:color w:val="595959" w:themeColor="text1" w:themeTint="A6"/>
@@ -8094,7 +7991,7 @@
     <w:link w:val="Heading8"/>
     <w:uiPriority w:val="9"/>
     <w:semiHidden/>
-    <w:rsid w:val="00E32C4A"/>
+    <w:rsid w:val="00182789"/>
     <w:rPr>
       <w:rFonts w:eastAsiaTheme="majorEastAsia" w:cstheme="majorBidi"/>
       <w:i/>
@@ -8108,7 +8005,7 @@
     <w:link w:val="Heading9"/>
     <w:uiPriority w:val="9"/>
     <w:semiHidden/>
-    <w:rsid w:val="00E32C4A"/>
+    <w:rsid w:val="00182789"/>
     <w:rPr>
       <w:rFonts w:eastAsiaTheme="majorEastAsia" w:cstheme="majorBidi"/>
       <w:color w:val="272727" w:themeColor="text1" w:themeTint="D8"/>
@@ -8121,7 +8018,7 @@
     <w:link w:val="TitleChar"/>
     <w:uiPriority w:val="10"/>
     <w:qFormat/>
-    <w:rsid w:val="00E32C4A"/>
+    <w:rsid w:val="00182789"/>
     <w:pPr>
       <w:spacing w:after="80" w:line="240" w:lineRule="auto"/>
       <w:contextualSpacing/>
@@ -8139,7 +8036,7 @@
     <w:basedOn w:val="DefaultParagraphFont"/>
     <w:link w:val="Title"/>
     <w:uiPriority w:val="10"/>
-    <w:rsid w:val="00E32C4A"/>
+    <w:rsid w:val="00182789"/>
     <w:rPr>
       <w:rFonts w:asciiTheme="majorHAnsi" w:eastAsiaTheme="majorEastAsia" w:hAnsiTheme="majorHAnsi" w:cstheme="majorBidi"/>
       <w:spacing w:val="-10"/>
@@ -8155,7 +8052,7 @@
     <w:link w:val="SubtitleChar"/>
     <w:uiPriority w:val="11"/>
     <w:qFormat/>
-    <w:rsid w:val="00E32C4A"/>
+    <w:rsid w:val="00182789"/>
     <w:pPr>
       <w:numPr>
         <w:ilvl w:val="1"/>
@@ -8174,7 +8071,7 @@
     <w:basedOn w:val="DefaultParagraphFont"/>
     <w:link w:val="Subtitle"/>
     <w:uiPriority w:val="11"/>
-    <w:rsid w:val="00E32C4A"/>
+    <w:rsid w:val="00182789"/>
     <w:rPr>
       <w:rFonts w:eastAsiaTheme="majorEastAsia" w:cstheme="majorBidi"/>
       <w:color w:val="595959" w:themeColor="text1" w:themeTint="A6"/>
@@ -8190,7 +8087,7 @@
     <w:link w:val="QuoteChar"/>
     <w:uiPriority w:val="29"/>
     <w:qFormat/>
-    <w:rsid w:val="00E32C4A"/>
+    <w:rsid w:val="00182789"/>
     <w:pPr>
       <w:spacing w:before="160"/>
       <w:jc w:val="center"/>
@@ -8206,7 +8103,7 @@
     <w:basedOn w:val="DefaultParagraphFont"/>
     <w:link w:val="Quote"/>
     <w:uiPriority w:val="29"/>
-    <w:rsid w:val="00E32C4A"/>
+    <w:rsid w:val="00182789"/>
     <w:rPr>
       <w:i/>
       <w:iCs/>
@@ -8218,7 +8115,7 @@
     <w:basedOn w:val="Normal"/>
     <w:uiPriority w:val="34"/>
     <w:qFormat/>
-    <w:rsid w:val="00E32C4A"/>
+    <w:rsid w:val="00182789"/>
     <w:pPr>
       <w:ind w:left="720"/>
       <w:contextualSpacing/>
@@ -8229,7 +8126,7 @@
     <w:basedOn w:val="DefaultParagraphFont"/>
     <w:uiPriority w:val="21"/>
     <w:qFormat/>
-    <w:rsid w:val="00E32C4A"/>
+    <w:rsid w:val="00182789"/>
     <w:rPr>
       <w:i/>
       <w:iCs/>
@@ -8243,7 +8140,7 @@
     <w:link w:val="IntenseQuoteChar"/>
     <w:uiPriority w:val="30"/>
     <w:qFormat/>
-    <w:rsid w:val="00E32C4A"/>
+    <w:rsid w:val="00182789"/>
     <w:pPr>
       <w:pBdr>
         <w:top w:val="single" w:sz="4" w:space="10" w:color="2F5496" w:themeColor="accent1" w:themeShade="BF"/>
@@ -8264,7 +8161,7 @@
     <w:basedOn w:val="DefaultParagraphFont"/>
     <w:link w:val="IntenseQuote"/>
     <w:uiPriority w:val="30"/>
-    <w:rsid w:val="00E32C4A"/>
+    <w:rsid w:val="00182789"/>
     <w:rPr>
       <w:i/>
       <w:iCs/>
@@ -8276,7 +8173,7 @@
     <w:basedOn w:val="DefaultParagraphFont"/>
     <w:uiPriority w:val="32"/>
     <w:qFormat/>
-    <w:rsid w:val="00E32C4A"/>
+    <w:rsid w:val="00182789"/>
     <w:rPr>
       <w:b/>
       <w:bCs/>
